--- a/my_test/output/中文核心投稿稿_视觉语义驱动多参数阻抗辅助遥操作方法_格式整理后_fix7.docx
+++ b/my_test/output/中文核心投稿稿_视觉语义驱动多参数阻抗辅助遥操作方法_格式整理后_fix7.docx
@@ -2037,52 +2037,6 @@
           <w:lang w:eastAsia="zh-CN"/>
         </w:rPr>
       </w:pPr>
-      <w:r>
-        <w:rPr>
-          <w:noProof/>
-        </w:rPr>
-        <w:drawing>
-          <wp:inline distT="0" distB="0" distL="0" distR="0" wp14:anchorId="61C2E33E" wp14:editId="0C94B00C">
-            <wp:extent cx="5050082" cy="2998381"/>
-            <wp:effectExtent l="0" t="0" r="0" b="0"/>
-            <wp:docPr id="1" name="图形 1"/>
-            <wp:cNvGraphicFramePr>
-              <a:graphicFrameLocks xmlns:a="http://schemas.openxmlformats.org/drawingml/2006/main" noChangeAspect="1"/>
-            </wp:cNvGraphicFramePr>
-            <a:graphic xmlns:a="http://schemas.openxmlformats.org/drawingml/2006/main">
-              <a:graphicData uri="http://schemas.openxmlformats.org/drawingml/2006/picture">
-                <pic:pic xmlns:pic="http://schemas.openxmlformats.org/drawingml/2006/picture">
-                  <pic:nvPicPr>
-                    <pic:cNvPr id="1" name=""/>
-                    <pic:cNvPicPr/>
-                  </pic:nvPicPr>
-                  <pic:blipFill>
-                    <a:blip r:embed="rId7">
-                      <a:extLst>
-                        <a:ext uri="{96DAC541-7B7A-43D3-8B79-37D633B846F1}">
-                          <asvg:svgBlip xmlns:asvg="http://schemas.microsoft.com/office/drawing/2016/SVG/main" r:embed="rId8"/>
-                        </a:ext>
-                      </a:extLst>
-                    </a:blip>
-                    <a:stretch>
-                      <a:fillRect/>
-                    </a:stretch>
-                  </pic:blipFill>
-                  <pic:spPr>
-                    <a:xfrm>
-                      <a:off x="0" y="0"/>
-                      <a:ext cx="5054531" cy="3001022"/>
-                    </a:xfrm>
-                    <a:prstGeom prst="rect">
-                      <a:avLst/>
-                    </a:prstGeom>
-                  </pic:spPr>
-                </pic:pic>
-              </a:graphicData>
-            </a:graphic>
-          </wp:inline>
-        </w:drawing>
-      </w:r>
     </w:p>
     <w:p>
       <w:pPr>
@@ -2164,15 +2118,7 @@
           <w:rFonts w:ascii="Times New Roman" w:eastAsia="宋体" w:hAnsi="Times New Roman"/>
           <w:lang w:eastAsia="zh-CN"/>
         </w:rPr>
-        <w:t>目标位姿、计算力反馈和记录实验数</w:t>
-      </w:r>
-      <w:r>
-        <w:rPr>
-          <w:rFonts w:ascii="Times New Roman" w:eastAsia="宋体" w:hAnsi="Times New Roman"/>
-          <w:lang w:eastAsia="zh-CN"/>
-        </w:rPr>
-        <w:lastRenderedPageBreak/>
-        <w:t>据；视觉检测模块异步更新当前目标类别。视觉自动模式下，系统在首次稳定识别到目标类别后锁定对应策略，避免识别结果短时波动导致控制参数频繁切换。</w:t>
+        <w:t>目标位姿、计算力反馈和记录实验数据；视觉检测模块异步更新当前目标类别。视觉自动模式下，系统在首次稳定识别到目标类别后锁定对应策略，避免识别结果短时波动导致控制参数频繁切换。</w:t>
       </w:r>
     </w:p>
     <w:p>
@@ -2350,6 +2296,7 @@
           <w:rFonts w:ascii="Times New Roman" w:eastAsia="宋体" w:hAnsi="Times New Roman"/>
           <w:lang w:eastAsia="zh-CN"/>
         </w:rPr>
+        <w:lastRenderedPageBreak/>
         <w:t xml:space="preserve">YOLO </w:t>
       </w:r>
       <w:r>
@@ -3106,6 +3053,7 @@
         <w:spacing w:before="120" w:after="60"/>
         <w:jc w:val="center"/>
       </w:pPr>
+      <w:bookmarkStart w:id="6" w:name="_Hlk233569763"/>
       <w:r>
         <w:rPr>
           <w:rFonts w:ascii="Times New Roman" w:eastAsia="宋体" w:hAnsi="Times New Roman"/>
@@ -3913,6 +3861,7 @@
           </w:p>
         </w:tc>
       </w:tr>
+      <w:bookmarkEnd w:id="6"/>
     </w:tbl>
     <w:p>
       <w:pPr>
@@ -3925,53 +3874,6 @@
           <w:lang w:eastAsia="zh-CN"/>
         </w:rPr>
       </w:pPr>
-      <w:r>
-        <w:rPr>
-          <w:noProof/>
-        </w:rPr>
-        <w:lastRenderedPageBreak/>
-        <w:drawing>
-          <wp:inline distT="0" distB="0" distL="0" distR="0" wp14:anchorId="3F326CC3" wp14:editId="0C835BB8">
-            <wp:extent cx="5731510" cy="3684270"/>
-            <wp:effectExtent l="0" t="0" r="0" b="0"/>
-            <wp:docPr id="3" name="图形 3"/>
-            <wp:cNvGraphicFramePr>
-              <a:graphicFrameLocks xmlns:a="http://schemas.openxmlformats.org/drawingml/2006/main" noChangeAspect="1"/>
-            </wp:cNvGraphicFramePr>
-            <a:graphic xmlns:a="http://schemas.openxmlformats.org/drawingml/2006/main">
-              <a:graphicData uri="http://schemas.openxmlformats.org/drawingml/2006/picture">
-                <pic:pic xmlns:pic="http://schemas.openxmlformats.org/drawingml/2006/picture">
-                  <pic:nvPicPr>
-                    <pic:cNvPr id="1" name=""/>
-                    <pic:cNvPicPr/>
-                  </pic:nvPicPr>
-                  <pic:blipFill>
-                    <a:blip r:embed="rId9">
-                      <a:extLst>
-                        <a:ext uri="{96DAC541-7B7A-43D3-8B79-37D633B846F1}">
-                          <asvg:svgBlip xmlns:asvg="http://schemas.microsoft.com/office/drawing/2016/SVG/main" r:embed="rId10"/>
-                        </a:ext>
-                      </a:extLst>
-                    </a:blip>
-                    <a:stretch>
-                      <a:fillRect/>
-                    </a:stretch>
-                  </pic:blipFill>
-                  <pic:spPr>
-                    <a:xfrm>
-                      <a:off x="0" y="0"/>
-                      <a:ext cx="5731510" cy="3684270"/>
-                    </a:xfrm>
-                    <a:prstGeom prst="rect">
-                      <a:avLst/>
-                    </a:prstGeom>
-                  </pic:spPr>
-                </pic:pic>
-              </a:graphicData>
-            </a:graphic>
-          </wp:inline>
-        </w:drawing>
-      </w:r>
     </w:p>
     <w:p>
       <w:pPr>
@@ -4142,7 +4044,7 @@
           <w:lang w:eastAsia="zh-CN"/>
         </w:rPr>
       </w:pPr>
-      <w:bookmarkStart w:id="6" w:name="参数设计依据"/>
+      <w:bookmarkStart w:id="7" w:name="参数设计依据"/>
       <w:r>
         <w:rPr>
           <w:rFonts w:ascii="Times New Roman" w:eastAsia="黑体" w:hAnsi="Times New Roman"/>
@@ -4157,7 +4059,7 @@
         </w:rPr>
         <w:t>参数设计依据</w:t>
       </w:r>
-      <w:bookmarkEnd w:id="6"/>
+      <w:bookmarkEnd w:id="7"/>
     </w:p>
     <w:p>
       <w:pPr>
@@ -4263,6 +4165,7 @@
           <w:b/>
           <w:lang w:eastAsia="zh-CN"/>
         </w:rPr>
+        <w:lastRenderedPageBreak/>
         <w:t>刚度参数与物体易变形程度匹配。</w:t>
       </w:r>
       <w:r>
@@ -4578,7 +4481,6 @@
           <w:b/>
           <w:lang w:eastAsia="zh-CN"/>
         </w:rPr>
-        <w:lastRenderedPageBreak/>
         <w:t>旋转刚度与抓取姿态稳定性匹配。</w:t>
       </w:r>
       <w:r>
@@ -5874,6 +5776,7 @@
           <w:rFonts w:ascii="Times New Roman" w:eastAsia="宋体" w:hAnsi="Times New Roman"/>
           <w:lang w:eastAsia="zh-CN"/>
         </w:rPr>
+        <w:lastRenderedPageBreak/>
         <w:t>综上，</w:t>
       </w:r>
       <w:r>
@@ -6029,13 +5932,12 @@
           <w:lang w:eastAsia="zh-CN"/>
         </w:rPr>
       </w:pPr>
-      <w:bookmarkStart w:id="7" w:name="遥操作控制方法"/>
+      <w:bookmarkStart w:id="8" w:name="遥操作控制方法"/>
       <w:r>
         <w:rPr>
           <w:rFonts w:ascii="Times New Roman" w:eastAsia="黑体" w:hAnsi="Times New Roman"/>
           <w:lang w:eastAsia="zh-CN"/>
         </w:rPr>
-        <w:lastRenderedPageBreak/>
         <w:t xml:space="preserve">4 </w:t>
       </w:r>
       <w:r>
@@ -6045,7 +5947,7 @@
         </w:rPr>
         <w:t>遥操作控制方法</w:t>
       </w:r>
-      <w:bookmarkEnd w:id="7"/>
+      <w:bookmarkEnd w:id="8"/>
     </w:p>
     <w:p>
       <w:pPr>
@@ -6055,7 +5957,7 @@
           <w:lang w:eastAsia="zh-CN"/>
         </w:rPr>
       </w:pPr>
-      <w:bookmarkStart w:id="8" w:name="主从增量位置映射"/>
+      <w:bookmarkStart w:id="9" w:name="主从增量位置映射"/>
       <w:r>
         <w:rPr>
           <w:rFonts w:ascii="Times New Roman" w:eastAsia="黑体" w:hAnsi="Times New Roman"/>
@@ -6070,7 +5972,7 @@
         </w:rPr>
         <w:t>主从增量位置映射</w:t>
       </w:r>
-      <w:bookmarkEnd w:id="8"/>
+      <w:bookmarkEnd w:id="9"/>
     </w:p>
     <w:p>
       <w:pPr>
@@ -6740,7 +6642,7 @@
           <w:lang w:eastAsia="zh-CN"/>
         </w:rPr>
       </w:pPr>
-      <w:bookmarkStart w:id="9" w:name="从端阻抗控制"/>
+      <w:bookmarkStart w:id="10" w:name="从端阻抗控制"/>
       <w:r>
         <w:rPr>
           <w:rFonts w:ascii="Times New Roman" w:eastAsia="黑体" w:hAnsi="Times New Roman"/>
@@ -6764,7 +6666,7 @@
         </w:rPr>
         <w:t>控制</w:t>
       </w:r>
-      <w:bookmarkEnd w:id="9"/>
+      <w:bookmarkEnd w:id="10"/>
     </w:p>
     <w:p>
       <w:pPr>
@@ -7751,7 +7653,7 @@
           <w:lang w:eastAsia="zh-CN"/>
         </w:rPr>
       </w:pPr>
-      <w:bookmarkStart w:id="10" w:name="主端力反馈"/>
+      <w:bookmarkStart w:id="11" w:name="主端力反馈"/>
       <w:r>
         <w:rPr>
           <w:rFonts w:ascii="Times New Roman" w:eastAsia="黑体" w:hAnsi="Times New Roman"/>
@@ -7775,7 +7677,7 @@
         </w:rPr>
         <w:t>反馈</w:t>
       </w:r>
-      <w:bookmarkEnd w:id="10"/>
+      <w:bookmarkEnd w:id="11"/>
     </w:p>
     <w:p>
       <w:pPr>
@@ -7792,23 +7694,21 @@
           <w:rFonts w:ascii="Times New Roman" w:eastAsia="宋体" w:hAnsi="Times New Roman"/>
           <w:lang w:eastAsia="zh-CN"/>
         </w:rPr>
-        <w:t xml:space="preserve">设从端估计外力向量为 ，其模值为：</w:t>
-      </w:r>
-      <w:proofErr w:type="gramStart"/>
-      <w:r>
-        <w:rPr>
-          <w:rFonts w:ascii="Times New Roman" w:eastAsia="宋体" w:hAnsi="Times New Roman"/>
-          <w:lang w:eastAsia="zh-CN"/>
-        </w:rPr>
-        <w:t/>
-      </w:r>
-      <w:proofErr w:type="gramEnd"/>
-      <w:r>
-        <w:rPr>
-          <w:rFonts w:ascii="Times New Roman" w:eastAsia="宋体" w:hAnsi="Times New Roman"/>
-          <w:lang w:eastAsia="zh-CN"/>
-        </w:rPr>
-        <w:t/>
+        <w:t>设从端估计外力向量为</w:t>
+      </w:r>
+      <w:r>
+        <w:rPr>
+          <w:rFonts w:ascii="Times New Roman" w:eastAsia="宋体" w:hAnsi="Times New Roman"/>
+          <w:lang w:eastAsia="zh-CN"/>
+        </w:rPr>
+        <w:t xml:space="preserve"> </w:t>
+      </w:r>
+      <w:r>
+        <w:rPr>
+          <w:rFonts w:ascii="Times New Roman" w:eastAsia="宋体" w:hAnsi="Times New Roman"/>
+          <w:lang w:eastAsia="zh-CN"/>
+        </w:rPr>
+        <w:t>，其模值为：</w:t>
       </w:r>
       <m:oMath>
         <m:sSub>
@@ -7839,50 +7739,6 @@
           </m:sub>
         </m:sSub>
       </m:oMath>
-      <w:r>
-        <w:rPr>
-          <w:rFonts w:ascii="Times New Roman" w:eastAsia="宋体" w:hAnsi="Times New Roman"/>
-          <w:lang w:eastAsia="zh-CN"/>
-        </w:rPr>
-        <w:t xml:space="preserve"/>
-      </w:r>
-      <w:r>
-        <w:rPr>
-          <w:rFonts w:ascii="Times New Roman" w:eastAsia="宋体" w:hAnsi="Times New Roman"/>
-          <w:lang w:eastAsia="zh-CN"/>
-        </w:rPr>
-        <w:t/>
-      </w:r>
-      <w:proofErr w:type="gramStart"/>
-      <w:r>
-        <w:rPr>
-          <w:rFonts w:ascii="Times New Roman" w:eastAsia="宋体" w:hAnsi="Times New Roman"/>
-          <w:lang w:eastAsia="zh-CN"/>
-        </w:rPr>
-        <w:t/>
-      </w:r>
-      <w:proofErr w:type="gramEnd"/>
-      <w:r>
-        <w:rPr>
-          <w:rFonts w:ascii="Times New Roman" w:eastAsia="宋体" w:hAnsi="Times New Roman"/>
-          <w:lang w:eastAsia="zh-CN"/>
-        </w:rPr>
-        <w:t/>
-      </w:r>
-      <w:r>
-        <w:rPr>
-          <w:rFonts w:ascii="Times New Roman" w:eastAsia="宋体" w:hAnsi="Times New Roman"/>
-          <w:lang w:eastAsia="zh-CN"/>
-        </w:rPr>
-        <w:t xml:space="preserve"/>
-      </w:r>
-      <w:r>
-        <w:rPr>
-          <w:rFonts w:ascii="Times New Roman" w:eastAsia="宋体" w:hAnsi="Times New Roman"/>
-          <w:lang w:eastAsia="zh-CN"/>
-        </w:rPr>
-        <w:t/>
-      </w:r>
     </w:p>
     <w:p>
       <w:pPr>
@@ -7894,65 +7750,112 @@
         <w:jc w:val="both"/>
       </w:pPr>
       <w:r>
+        <w:rPr>
+          <w:lang w:eastAsia="zh-CN"/>
+        </w:rPr>
         <w:tab/>
       </w:r>
       <m:oMath>
         <m:sSub>
+          <m:sSubPr>
+            <m:ctrlPr>
+              <w:rPr>
+                <w:rFonts w:ascii="Cambria Math" w:hAnsi="Cambria Math"/>
+              </w:rPr>
+            </m:ctrlPr>
+          </m:sSubPr>
           <m:e>
             <m:r>
-              <m:t xml:space="preserve">f</m:t>
+              <w:rPr>
+                <w:rFonts w:ascii="Cambria Math" w:hAnsi="Cambria Math"/>
+              </w:rPr>
+              <m:t>f</m:t>
             </m:r>
           </m:e>
           <m:sub>
             <m:r>
-              <m:t xml:space="preserve">ext</m:t>
+              <w:rPr>
+                <w:rFonts w:ascii="Cambria Math" w:hAnsi="Cambria Math"/>
+              </w:rPr>
+              <m:t>ext</m:t>
             </m:r>
           </m:sub>
         </m:sSub>
         <m:r>
-          <m:t xml:space="preserve">=</m:t>
-        </m:r>
-        <m:r>
-          <m:t xml:space="preserve">‖</m:t>
+          <w:rPr>
+            <w:rFonts w:ascii="Cambria Math" w:hAnsi="Cambria Math"/>
+          </w:rPr>
+          <m:t>=‖</m:t>
         </m:r>
         <m:sSub>
+          <m:sSubPr>
+            <m:ctrlPr>
+              <w:rPr>
+                <w:rFonts w:ascii="Cambria Math" w:hAnsi="Cambria Math"/>
+              </w:rPr>
+            </m:ctrlPr>
+          </m:sSubPr>
           <m:e>
             <m:r>
               <m:rPr>
                 <m:sty m:val="b"/>
               </m:rPr>
-              <m:t xml:space="preserve">F</m:t>
+              <w:rPr>
+                <w:rFonts w:ascii="Cambria Math" w:hAnsi="Cambria Math"/>
+              </w:rPr>
+              <m:t>F</m:t>
             </m:r>
           </m:e>
           <m:sub>
             <m:r>
-              <m:t xml:space="preserve">ext</m:t>
+              <w:rPr>
+                <w:rFonts w:ascii="Cambria Math" w:hAnsi="Cambria Math"/>
+              </w:rPr>
+              <m:t>ext</m:t>
             </m:r>
           </m:sub>
         </m:sSub>
         <m:r>
-          <m:t xml:space="preserve">‖</m:t>
+          <w:rPr>
+            <w:rFonts w:ascii="Cambria Math" w:hAnsi="Cambria Math"/>
+          </w:rPr>
+          <m:t>‖</m:t>
         </m:r>
       </m:oMath>
       <w:r>
         <w:tab/>
-        <w:t xml:space="preserve">(6)</w:t>
+        <w:t>(6)</w:t>
       </w:r>
     </w:p>
     <w:p>
-      <w:r>
-        <w:rPr>
-          <w:rFonts w:eastAsia="宋体" w:ascii="Times New Roman" w:hAnsi="Times New Roman"/>
-          <w:sz w:val="24"/>
-          <w:szCs w:val="24"/>
-        </w:rPr>
-        <w:t xml:space="preserve">系统采用反馈增益和死区函数将外力模值转换为主端反馈强度：</w:t>
-      </w:r>
       <w:pPr>
-        <w:ind w:firstLine="480"/>
-        <w:jc w:val="both"/>
-        <w:spacing w:line="360" w:lineRule="auto"/>
+        <w:rPr>
+          <w:lang w:eastAsia="zh-CN"/>
+        </w:rPr>
       </w:pPr>
+      <w:r>
+        <w:rPr>
+          <w:rFonts w:ascii="Times New Roman" w:eastAsia="宋体" w:hAnsi="Times New Roman"/>
+          <w:lang w:eastAsia="zh-CN"/>
+        </w:rPr>
+        <w:t>系统采用反馈增益和死区函数将</w:t>
+      </w:r>
+      <w:proofErr w:type="gramStart"/>
+      <w:r>
+        <w:rPr>
+          <w:rFonts w:ascii="Times New Roman" w:eastAsia="宋体" w:hAnsi="Times New Roman"/>
+          <w:lang w:eastAsia="zh-CN"/>
+        </w:rPr>
+        <w:t>外力模值转换</w:t>
+      </w:r>
+      <w:proofErr w:type="gramEnd"/>
+      <w:r>
+        <w:rPr>
+          <w:rFonts w:ascii="Times New Roman" w:eastAsia="宋体" w:hAnsi="Times New Roman"/>
+          <w:lang w:eastAsia="zh-CN"/>
+        </w:rPr>
+        <w:t>为主端反馈强度：</w:t>
+      </w:r>
     </w:p>
     <w:p>
       <w:pPr>
@@ -7964,6 +7867,9 @@
         <w:jc w:val="both"/>
       </w:pPr>
       <w:r>
+        <w:rPr>
+          <w:lang w:eastAsia="zh-CN"/>
+        </w:rPr>
         <w:tab/>
       </w:r>
       <m:oMath>
@@ -8358,7 +8264,7 @@
       </m:oMath>
       <w:r>
         <w:tab/>
-        <w:t xml:space="preserve">(7)</w:t>
+        <w:t>(7)</w:t>
       </w:r>
     </w:p>
     <w:p>
@@ -8366,214 +8272,464 @@
         <w:spacing w:line="360" w:lineRule="auto"/>
         <w:ind w:firstLine="480"/>
         <w:jc w:val="both"/>
+        <w:rPr>
+          <w:lang w:eastAsia="zh-CN"/>
+        </w:rPr>
       </w:pPr>
       <w:r>
         <w:rPr>
-          <w:rFonts w:eastAsia="宋体" w:ascii="Times New Roman" w:hAnsi="Times New Roman"/>
-          <w:sz w:val="24"/>
-          <w:szCs w:val="24"/>
-        </w:rPr>
-        <w:t xml:space="preserve">式中，</w:t>
+          <w:rFonts w:ascii="Times New Roman" w:eastAsia="宋体" w:hAnsi="Times New Roman"/>
+          <w:lang w:eastAsia="zh-CN"/>
+        </w:rPr>
+        <w:lastRenderedPageBreak/>
+        <w:t>式中，</w:t>
       </w:r>
       <m:oMath>
         <m:sSub>
+          <m:sSubPr>
+            <m:ctrlPr>
+              <w:rPr>
+                <w:rFonts w:ascii="Cambria Math" w:hAnsi="Cambria Math"/>
+              </w:rPr>
+            </m:ctrlPr>
+          </m:sSubPr>
           <m:e>
             <m:r>
               <m:rPr>
                 <m:sty m:val="b"/>
               </m:rPr>
-              <m:t xml:space="preserve">F</m:t>
+              <w:rPr>
+                <w:rFonts w:ascii="Cambria Math" w:hAnsi="Cambria Math"/>
+                <w:lang w:eastAsia="zh-CN"/>
+              </w:rPr>
+              <m:t>F</m:t>
             </m:r>
           </m:e>
           <m:sub>
             <m:r>
-              <m:t xml:space="preserve">ext</m:t>
+              <w:rPr>
+                <w:rFonts w:ascii="Cambria Math" w:hAnsi="Cambria Math"/>
+                <w:lang w:eastAsia="zh-CN"/>
+              </w:rPr>
+              <m:t>ext</m:t>
             </m:r>
           </m:sub>
         </m:sSub>
       </m:oMath>
       <w:r>
         <w:rPr>
-          <w:rFonts w:eastAsia="宋体" w:ascii="Times New Roman" w:hAnsi="Times New Roman"/>
-          <w:sz w:val="24"/>
-          <w:szCs w:val="24"/>
-        </w:rPr>
-        <w:t xml:space="preserve">为从端估计外力向量；</w:t>
+          <w:rFonts w:ascii="Times New Roman" w:eastAsia="宋体" w:hAnsi="Times New Roman"/>
+          <w:lang w:eastAsia="zh-CN"/>
+        </w:rPr>
+        <w:t>为</w:t>
+      </w:r>
+      <w:proofErr w:type="gramStart"/>
+      <w:r>
+        <w:rPr>
+          <w:rFonts w:ascii="Times New Roman" w:eastAsia="宋体" w:hAnsi="Times New Roman"/>
+          <w:lang w:eastAsia="zh-CN"/>
+        </w:rPr>
+        <w:t>从端估计</w:t>
+      </w:r>
+      <w:proofErr w:type="gramEnd"/>
+      <w:r>
+        <w:rPr>
+          <w:rFonts w:ascii="Times New Roman" w:eastAsia="宋体" w:hAnsi="Times New Roman"/>
+          <w:lang w:eastAsia="zh-CN"/>
+        </w:rPr>
+        <w:t>外力向量；</w:t>
       </w:r>
       <m:oMath>
         <m:sSub>
+          <m:sSubPr>
+            <m:ctrlPr>
+              <w:rPr>
+                <w:rFonts w:ascii="Cambria Math" w:hAnsi="Cambria Math"/>
+              </w:rPr>
+            </m:ctrlPr>
+          </m:sSubPr>
           <m:e>
             <m:r>
-              <m:t xml:space="preserve">f</m:t>
+              <w:rPr>
+                <w:rFonts w:ascii="Cambria Math" w:hAnsi="Cambria Math"/>
+                <w:lang w:eastAsia="zh-CN"/>
+              </w:rPr>
+              <m:t>f</m:t>
             </m:r>
           </m:e>
           <m:sub>
             <m:r>
-              <m:t xml:space="preserve">ext</m:t>
+              <w:rPr>
+                <w:rFonts w:ascii="Cambria Math" w:hAnsi="Cambria Math"/>
+                <w:lang w:eastAsia="zh-CN"/>
+              </w:rPr>
+              <m:t>ext</m:t>
             </m:r>
           </m:sub>
         </m:sSub>
       </m:oMath>
       <w:r>
         <w:rPr>
-          <w:rFonts w:eastAsia="宋体" w:ascii="Times New Roman" w:hAnsi="Times New Roman"/>
-          <w:sz w:val="24"/>
-          <w:szCs w:val="24"/>
-        </w:rPr>
-        <w:t xml:space="preserve">为外力模值；</w:t>
+          <w:rFonts w:ascii="Times New Roman" w:eastAsia="宋体" w:hAnsi="Times New Roman"/>
+          <w:lang w:eastAsia="zh-CN"/>
+        </w:rPr>
+        <w:t>为外力模值；</w:t>
       </w:r>
       <m:oMath>
         <m:sSub>
+          <m:sSubPr>
+            <m:ctrlPr>
+              <w:rPr>
+                <w:rFonts w:ascii="Cambria Math" w:hAnsi="Cambria Math"/>
+              </w:rPr>
+            </m:ctrlPr>
+          </m:sSubPr>
           <m:e>
             <m:r>
-              <m:t xml:space="preserve">f</m:t>
+              <w:rPr>
+                <w:rFonts w:ascii="Cambria Math" w:hAnsi="Cambria Math"/>
+                <w:lang w:eastAsia="zh-CN"/>
+              </w:rPr>
+              <m:t>f</m:t>
             </m:r>
           </m:e>
           <m:sub>
             <m:r>
-              <m:t xml:space="preserve">h</m:t>
+              <w:rPr>
+                <w:rFonts w:ascii="Cambria Math" w:hAnsi="Cambria Math"/>
+                <w:lang w:eastAsia="zh-CN"/>
+              </w:rPr>
+              <m:t>h</m:t>
             </m:r>
           </m:sub>
         </m:sSub>
       </m:oMath>
       <w:r>
         <w:rPr>
-          <w:rFonts w:eastAsia="宋体" w:ascii="Times New Roman" w:hAnsi="Times New Roman"/>
-          <w:sz w:val="24"/>
-          <w:szCs w:val="24"/>
-        </w:rPr>
-        <w:t xml:space="preserve">为 Omega.7 主端输出反馈强度；</w:t>
+          <w:rFonts w:ascii="Times New Roman" w:eastAsia="宋体" w:hAnsi="Times New Roman"/>
+          <w:lang w:eastAsia="zh-CN"/>
+        </w:rPr>
+        <w:t>为</w:t>
+      </w:r>
+      <w:r>
+        <w:rPr>
+          <w:rFonts w:ascii="Times New Roman" w:eastAsia="宋体" w:hAnsi="Times New Roman"/>
+          <w:lang w:eastAsia="zh-CN"/>
+        </w:rPr>
+        <w:t xml:space="preserve"> Omega.7 </w:t>
+      </w:r>
+      <w:proofErr w:type="gramStart"/>
+      <w:r>
+        <w:rPr>
+          <w:rFonts w:ascii="Times New Roman" w:eastAsia="宋体" w:hAnsi="Times New Roman"/>
+          <w:lang w:eastAsia="zh-CN"/>
+        </w:rPr>
+        <w:t>主端输出反馈</w:t>
+      </w:r>
+      <w:proofErr w:type="gramEnd"/>
+      <w:r>
+        <w:rPr>
+          <w:rFonts w:ascii="Times New Roman" w:eastAsia="宋体" w:hAnsi="Times New Roman"/>
+          <w:lang w:eastAsia="zh-CN"/>
+        </w:rPr>
+        <w:t>强度；</w:t>
       </w:r>
       <m:oMath>
         <m:sSub>
+          <m:sSubPr>
+            <m:ctrlPr>
+              <w:rPr>
+                <w:rFonts w:ascii="Cambria Math" w:hAnsi="Cambria Math"/>
+              </w:rPr>
+            </m:ctrlPr>
+          </m:sSubPr>
           <m:e>
             <m:r>
-              <m:t xml:space="preserve">K</m:t>
+              <w:rPr>
+                <w:rFonts w:ascii="Cambria Math" w:hAnsi="Cambria Math"/>
+                <w:lang w:eastAsia="zh-CN"/>
+              </w:rPr>
+              <m:t>K</m:t>
             </m:r>
           </m:e>
           <m:sub>
             <m:r>
-              <m:t xml:space="preserve">f</m:t>
+              <w:rPr>
+                <w:rFonts w:ascii="Cambria Math" w:hAnsi="Cambria Math"/>
+                <w:lang w:eastAsia="zh-CN"/>
+              </w:rPr>
+              <m:t>f</m:t>
             </m:r>
           </m:sub>
         </m:sSub>
       </m:oMath>
       <w:r>
         <w:rPr>
-          <w:rFonts w:eastAsia="宋体" w:ascii="Times New Roman" w:hAnsi="Times New Roman"/>
-          <w:sz w:val="24"/>
-          <w:szCs w:val="24"/>
-        </w:rPr>
-        <w:t xml:space="preserve">(</w:t>
+          <w:rFonts w:ascii="Times New Roman" w:eastAsia="宋体" w:hAnsi="Times New Roman"/>
+          <w:lang w:eastAsia="zh-CN"/>
+        </w:rPr>
+        <w:t>(</w:t>
       </w:r>
       <m:oMath>
         <m:r>
-          <m:t xml:space="preserve">c</m:t>
+          <w:rPr>
+            <w:rFonts w:ascii="Cambria Math" w:hAnsi="Cambria Math"/>
+            <w:lang w:eastAsia="zh-CN"/>
+          </w:rPr>
+          <m:t>c</m:t>
         </m:r>
       </m:oMath>
       <w:r>
         <w:rPr>
-          <w:rFonts w:eastAsia="宋体" w:ascii="Times New Roman" w:hAnsi="Times New Roman"/>
-          <w:sz w:val="24"/>
-          <w:szCs w:val="24"/>
-        </w:rPr>
-        <w:t xml:space="preserve">)为力反馈增益；</w:t>
+          <w:rFonts w:ascii="Times New Roman" w:eastAsia="宋体" w:hAnsi="Times New Roman"/>
+          <w:lang w:eastAsia="zh-CN"/>
+        </w:rPr>
+        <w:t>)</w:t>
+      </w:r>
+      <w:r>
+        <w:rPr>
+          <w:rFonts w:ascii="Times New Roman" w:eastAsia="宋体" w:hAnsi="Times New Roman"/>
+          <w:lang w:eastAsia="zh-CN"/>
+        </w:rPr>
+        <w:t>为力反馈增益；</w:t>
       </w:r>
       <m:oMath>
         <m:r>
-          <m:t xml:space="preserve">d</m:t>
+          <w:rPr>
+            <w:rFonts w:ascii="Cambria Math" w:hAnsi="Cambria Math"/>
+            <w:lang w:eastAsia="zh-CN"/>
+          </w:rPr>
+          <m:t>d</m:t>
         </m:r>
       </m:oMath>
       <w:r>
         <w:rPr>
-          <w:rFonts w:eastAsia="宋体" w:ascii="Times New Roman" w:hAnsi="Times New Roman"/>
-          <w:sz w:val="24"/>
-          <w:szCs w:val="24"/>
-        </w:rPr>
-        <w:t xml:space="preserve">(</w:t>
+          <w:rFonts w:ascii="Times New Roman" w:eastAsia="宋体" w:hAnsi="Times New Roman"/>
+          <w:lang w:eastAsia="zh-CN"/>
+        </w:rPr>
+        <w:t>(</w:t>
       </w:r>
       <m:oMath>
         <m:r>
-          <m:t xml:space="preserve">c</m:t>
+          <w:rPr>
+            <w:rFonts w:ascii="Cambria Math" w:hAnsi="Cambria Math"/>
+            <w:lang w:eastAsia="zh-CN"/>
+          </w:rPr>
+          <m:t>c</m:t>
         </m:r>
       </m:oMath>
       <w:r>
         <w:rPr>
-          <w:rFonts w:eastAsia="宋体" w:ascii="Times New Roman" w:hAnsi="Times New Roman"/>
-          <w:sz w:val="24"/>
-          <w:szCs w:val="24"/>
-        </w:rPr>
-        <w:t xml:space="preserve">)为死区。soft 类物体采用较小</w:t>
+          <w:rFonts w:ascii="Times New Roman" w:eastAsia="宋体" w:hAnsi="Times New Roman"/>
+          <w:lang w:eastAsia="zh-CN"/>
+        </w:rPr>
+        <w:t>)</w:t>
+      </w:r>
+      <w:r>
+        <w:rPr>
+          <w:rFonts w:ascii="Times New Roman" w:eastAsia="宋体" w:hAnsi="Times New Roman"/>
+          <w:lang w:eastAsia="zh-CN"/>
+        </w:rPr>
+        <w:t>为死区。</w:t>
+      </w:r>
+      <w:r>
+        <w:rPr>
+          <w:rFonts w:ascii="Times New Roman" w:eastAsia="宋体" w:hAnsi="Times New Roman"/>
+          <w:lang w:eastAsia="zh-CN"/>
+        </w:rPr>
+        <w:t xml:space="preserve">soft </w:t>
+      </w:r>
+      <w:r>
+        <w:rPr>
+          <w:rFonts w:ascii="Times New Roman" w:eastAsia="宋体" w:hAnsi="Times New Roman"/>
+          <w:lang w:eastAsia="zh-CN"/>
+        </w:rPr>
+        <w:t>类物体采用较小</w:t>
       </w:r>
       <m:oMath>
         <m:sSub>
+          <m:sSubPr>
+            <m:ctrlPr>
+              <w:rPr>
+                <w:rFonts w:ascii="Cambria Math" w:hAnsi="Cambria Math"/>
+              </w:rPr>
+            </m:ctrlPr>
+          </m:sSubPr>
           <m:e>
             <m:r>
-              <m:t xml:space="preserve">K</m:t>
+              <w:rPr>
+                <w:rFonts w:ascii="Cambria Math" w:hAnsi="Cambria Math"/>
+                <w:lang w:eastAsia="zh-CN"/>
+              </w:rPr>
+              <m:t>K</m:t>
             </m:r>
           </m:e>
           <m:sub>
             <m:r>
-              <m:t xml:space="preserve">f</m:t>
+              <w:rPr>
+                <w:rFonts w:ascii="Cambria Math" w:hAnsi="Cambria Math"/>
+                <w:lang w:eastAsia="zh-CN"/>
+              </w:rPr>
+              <m:t>f</m:t>
             </m:r>
           </m:sub>
         </m:sSub>
       </m:oMath>
       <w:r>
         <w:rPr>
-          <w:rFonts w:eastAsia="宋体" w:ascii="Times New Roman" w:hAnsi="Times New Roman"/>
-          <w:sz w:val="24"/>
-          <w:szCs w:val="24"/>
-        </w:rPr>
-        <w:t xml:space="preserve">(</w:t>
+          <w:rFonts w:ascii="Times New Roman" w:eastAsia="宋体" w:hAnsi="Times New Roman"/>
+          <w:lang w:eastAsia="zh-CN"/>
+        </w:rPr>
+        <w:t>(</w:t>
       </w:r>
       <m:oMath>
         <m:r>
-          <m:t xml:space="preserve">c</m:t>
+          <w:rPr>
+            <w:rFonts w:ascii="Cambria Math" w:hAnsi="Cambria Math"/>
+            <w:lang w:eastAsia="zh-CN"/>
+          </w:rPr>
+          <m:t>c</m:t>
         </m:r>
       </m:oMath>
       <w:r>
         <w:rPr>
-          <w:rFonts w:eastAsia="宋体" w:ascii="Times New Roman" w:hAnsi="Times New Roman"/>
-          <w:sz w:val="24"/>
-          <w:szCs w:val="24"/>
-        </w:rPr>
-        <w:t xml:space="preserve">)，以避免操作者在主端感受到过强冲击；hard 类物体采用较大</w:t>
+          <w:rFonts w:ascii="Times New Roman" w:eastAsia="宋体" w:hAnsi="Times New Roman"/>
+          <w:lang w:eastAsia="zh-CN"/>
+        </w:rPr>
+        <w:t>)</w:t>
+      </w:r>
+      <w:r>
+        <w:rPr>
+          <w:rFonts w:ascii="Times New Roman" w:eastAsia="宋体" w:hAnsi="Times New Roman"/>
+          <w:lang w:eastAsia="zh-CN"/>
+        </w:rPr>
+        <w:t>，以避免操作者在</w:t>
+      </w:r>
+      <w:proofErr w:type="gramStart"/>
+      <w:r>
+        <w:rPr>
+          <w:rFonts w:ascii="Times New Roman" w:eastAsia="宋体" w:hAnsi="Times New Roman"/>
+          <w:lang w:eastAsia="zh-CN"/>
+        </w:rPr>
+        <w:t>主端感受</w:t>
+      </w:r>
+      <w:proofErr w:type="gramEnd"/>
+      <w:r>
+        <w:rPr>
+          <w:rFonts w:ascii="Times New Roman" w:eastAsia="宋体" w:hAnsi="Times New Roman"/>
+          <w:lang w:eastAsia="zh-CN"/>
+        </w:rPr>
+        <w:t>到过强冲击；</w:t>
+      </w:r>
+      <w:r>
+        <w:rPr>
+          <w:rFonts w:ascii="Times New Roman" w:eastAsia="宋体" w:hAnsi="Times New Roman"/>
+          <w:lang w:eastAsia="zh-CN"/>
+        </w:rPr>
+        <w:t xml:space="preserve">hard </w:t>
+      </w:r>
+      <w:r>
+        <w:rPr>
+          <w:rFonts w:ascii="Times New Roman" w:eastAsia="宋体" w:hAnsi="Times New Roman"/>
+          <w:lang w:eastAsia="zh-CN"/>
+        </w:rPr>
+        <w:t>类物体采用较大</w:t>
       </w:r>
       <m:oMath>
         <m:sSub>
+          <m:sSubPr>
+            <m:ctrlPr>
+              <w:rPr>
+                <w:rFonts w:ascii="Cambria Math" w:hAnsi="Cambria Math"/>
+              </w:rPr>
+            </m:ctrlPr>
+          </m:sSubPr>
           <m:e>
             <m:r>
-              <m:t xml:space="preserve">K</m:t>
+              <w:rPr>
+                <w:rFonts w:ascii="Cambria Math" w:hAnsi="Cambria Math"/>
+                <w:lang w:eastAsia="zh-CN"/>
+              </w:rPr>
+              <m:t>K</m:t>
             </m:r>
           </m:e>
           <m:sub>
             <m:r>
-              <m:t xml:space="preserve">f</m:t>
+              <w:rPr>
+                <w:rFonts w:ascii="Cambria Math" w:hAnsi="Cambria Math"/>
+                <w:lang w:eastAsia="zh-CN"/>
+              </w:rPr>
+              <m:t>f</m:t>
             </m:r>
           </m:sub>
         </m:sSub>
       </m:oMath>
       <w:r>
         <w:rPr>
-          <w:rFonts w:eastAsia="宋体" w:ascii="Times New Roman" w:hAnsi="Times New Roman"/>
-          <w:sz w:val="24"/>
-          <w:szCs w:val="24"/>
-        </w:rPr>
-        <w:t xml:space="preserve">(</w:t>
+          <w:rFonts w:ascii="Times New Roman" w:eastAsia="宋体" w:hAnsi="Times New Roman"/>
+          <w:lang w:eastAsia="zh-CN"/>
+        </w:rPr>
+        <w:t>(</w:t>
       </w:r>
       <m:oMath>
         <m:r>
-          <m:t xml:space="preserve">c</m:t>
+          <w:rPr>
+            <w:rFonts w:ascii="Cambria Math" w:hAnsi="Cambria Math"/>
+            <w:lang w:eastAsia="zh-CN"/>
+          </w:rPr>
+          <m:t>c</m:t>
         </m:r>
       </m:oMath>
       <w:r>
         <w:rPr>
-          <w:rFonts w:eastAsia="宋体" w:ascii="Times New Roman" w:hAnsi="Times New Roman"/>
-          <w:sz w:val="24"/>
-          <w:szCs w:val="24"/>
-        </w:rPr>
-        <w:t xml:space="preserve">)，以增强接触提示。视觉阻抗控制和视觉-力觉融合控制研究表明，将视觉感知与接触控制结合有助于改善机器人与环境交互过程[18-19]。</w:t>
+          <w:rFonts w:ascii="Times New Roman" w:eastAsia="宋体" w:hAnsi="Times New Roman"/>
+          <w:lang w:eastAsia="zh-CN"/>
+        </w:rPr>
+        <w:t>)</w:t>
+      </w:r>
+      <w:r>
+        <w:rPr>
+          <w:rFonts w:ascii="Times New Roman" w:eastAsia="宋体" w:hAnsi="Times New Roman"/>
+          <w:lang w:eastAsia="zh-CN"/>
+        </w:rPr>
+        <w:t>，以增强接触提示。视觉阻抗控制和视觉</w:t>
+      </w:r>
+      <w:r>
+        <w:rPr>
+          <w:rFonts w:ascii="Times New Roman" w:eastAsia="宋体" w:hAnsi="Times New Roman"/>
+          <w:lang w:eastAsia="zh-CN"/>
+        </w:rPr>
+        <w:t>-</w:t>
+      </w:r>
+      <w:proofErr w:type="gramStart"/>
+      <w:r>
+        <w:rPr>
+          <w:rFonts w:ascii="Times New Roman" w:eastAsia="宋体" w:hAnsi="Times New Roman"/>
+          <w:lang w:eastAsia="zh-CN"/>
+        </w:rPr>
+        <w:t>力觉融合</w:t>
+      </w:r>
+      <w:proofErr w:type="gramEnd"/>
+      <w:r>
+        <w:rPr>
+          <w:rFonts w:ascii="Times New Roman" w:eastAsia="宋体" w:hAnsi="Times New Roman"/>
+          <w:lang w:eastAsia="zh-CN"/>
+        </w:rPr>
+        <w:t>控制研究表明，将视觉感知与接触控制结合有助于改善机器人与环境交互过程</w:t>
+      </w:r>
+      <w:r>
+        <w:rPr>
+          <w:rFonts w:ascii="Times New Roman" w:eastAsia="宋体" w:hAnsi="Times New Roman"/>
+          <w:lang w:eastAsia="zh-CN"/>
+        </w:rPr>
+        <w:t>[18-19]</w:t>
+      </w:r>
+      <w:r>
+        <w:rPr>
+          <w:rFonts w:ascii="Times New Roman" w:eastAsia="宋体" w:hAnsi="Times New Roman"/>
+          <w:lang w:eastAsia="zh-CN"/>
+        </w:rPr>
+        <w:t>。</w:t>
       </w:r>
     </w:p>
     <w:p>
@@ -8584,13 +8740,12 @@
           <w:lang w:eastAsia="zh-CN"/>
         </w:rPr>
       </w:pPr>
-      <w:bookmarkStart w:id="11" w:name="夹爪执行参数调度"/>
+      <w:bookmarkStart w:id="12" w:name="夹爪执行参数调度"/>
       <w:r>
         <w:rPr>
           <w:rFonts w:ascii="Times New Roman" w:eastAsia="黑体" w:hAnsi="Times New Roman"/>
           <w:lang w:eastAsia="zh-CN"/>
         </w:rPr>
-        <w:lastRenderedPageBreak/>
         <w:t xml:space="preserve">4.4 </w:t>
       </w:r>
       <w:proofErr w:type="gramStart"/>
@@ -8609,7 +8764,7 @@
         </w:rPr>
         <w:t>参数调度</w:t>
       </w:r>
-      <w:bookmarkEnd w:id="11"/>
+      <w:bookmarkEnd w:id="12"/>
     </w:p>
     <w:p>
       <w:pPr>
@@ -8788,7 +8943,7 @@
         <w:pStyle w:val="2"/>
         <w:spacing w:before="120" w:after="60"/>
       </w:pPr>
-      <w:bookmarkStart w:id="12" w:name="实验设计"/>
+      <w:bookmarkStart w:id="13" w:name="实验设计"/>
       <w:r>
         <w:rPr>
           <w:rFonts w:ascii="Times New Roman" w:eastAsia="黑体" w:hAnsi="Times New Roman"/>
@@ -8802,7 +8957,7 @@
         </w:rPr>
         <w:t>实验设计</w:t>
       </w:r>
-      <w:bookmarkEnd w:id="12"/>
+      <w:bookmarkEnd w:id="13"/>
       <w:proofErr w:type="spellEnd"/>
     </w:p>
     <w:p>
@@ -8810,7 +8965,7 @@
         <w:pStyle w:val="3"/>
         <w:spacing w:before="60" w:after="40"/>
       </w:pPr>
-      <w:bookmarkStart w:id="13" w:name="实验平台"/>
+      <w:bookmarkStart w:id="14" w:name="实验平台"/>
       <w:r>
         <w:rPr>
           <w:rFonts w:ascii="Times New Roman" w:eastAsia="黑体" w:hAnsi="Times New Roman"/>
@@ -8823,7 +8978,7 @@
         </w:rPr>
         <w:t>实验平台</w:t>
       </w:r>
-      <w:bookmarkEnd w:id="13"/>
+      <w:bookmarkEnd w:id="14"/>
     </w:p>
     <w:p>
       <w:pPr>
@@ -8968,8 +9123,9 @@
           <w:noProof/>
           <w:lang w:eastAsia="zh-CN"/>
         </w:rPr>
+        <w:lastRenderedPageBreak/>
         <w:drawing>
-          <wp:inline distT="0" distB="0" distL="0" distR="0" wp14:anchorId="26626462" wp14:editId="27B1C278">
+          <wp:inline distT="0" distB="0" distL="0" distR="0" wp14:anchorId="48DB34A6" wp14:editId="1C7FA15E">
             <wp:extent cx="3642865" cy="2913321"/>
             <wp:effectExtent l="0" t="0" r="0" b="0"/>
             <wp:docPr id="2" name="图片 2"/>
@@ -8986,7 +9142,7 @@
                     </pic:cNvPicPr>
                   </pic:nvPicPr>
                   <pic:blipFill>
-                    <a:blip r:embed="rId11" cstate="print">
+                    <a:blip r:embed="rId7" cstate="print">
                       <a:extLst>
                         <a:ext uri="{28A0092B-C50C-407E-A947-70E740481C1C}">
                           <a14:useLocalDpi xmlns:a14="http://schemas.microsoft.com/office/drawing/2010/main" val="0"/>
@@ -9063,7 +9219,7 @@
           <w:lang w:eastAsia="zh-CN"/>
         </w:rPr>
       </w:pPr>
-      <w:bookmarkStart w:id="14" w:name="实验模式"/>
+      <w:bookmarkStart w:id="15" w:name="实验模式"/>
       <w:r>
         <w:rPr>
           <w:rFonts w:ascii="Times New Roman" w:eastAsia="黑体" w:hAnsi="Times New Roman"/>
@@ -9078,7 +9234,7 @@
         </w:rPr>
         <w:t>实验模式</w:t>
       </w:r>
-      <w:bookmarkEnd w:id="14"/>
+      <w:bookmarkEnd w:id="15"/>
     </w:p>
     <w:p>
       <w:pPr>
@@ -9186,6 +9342,7 @@
               <w:spacing w:before="20" w:after="20"/>
               <w:jc w:val="center"/>
             </w:pPr>
+            <w:bookmarkStart w:id="16" w:name="_Hlk233570206"/>
             <w:r>
               <w:rPr>
                 <w:rFonts w:ascii="Times New Roman" w:eastAsia="宋体" w:hAnsi="Times New Roman"/>
@@ -9193,7 +9350,6 @@
                 <w:sz w:val="21"/>
                 <w:szCs w:val="21"/>
               </w:rPr>
-              <w:lastRenderedPageBreak/>
               <w:t>模式</w:t>
             </w:r>
           </w:p>
@@ -9567,6 +9723,7 @@
         </w:tc>
       </w:tr>
     </w:tbl>
+    <w:bookmarkEnd w:id="16"/>
     <w:p>
       <w:pPr>
         <w:pStyle w:val="a0"/>
@@ -9649,7 +9806,7 @@
           <w:lang w:eastAsia="zh-CN"/>
         </w:rPr>
       </w:pPr>
-      <w:bookmarkStart w:id="15" w:name="实验任务与评价指标"/>
+      <w:bookmarkStart w:id="17" w:name="实验任务与评价指标"/>
       <w:r>
         <w:rPr>
           <w:rFonts w:ascii="Times New Roman" w:eastAsia="黑体" w:hAnsi="Times New Roman"/>
@@ -9664,7 +9821,7 @@
         </w:rPr>
         <w:t>实验任务与评价指标</w:t>
       </w:r>
-      <w:bookmarkEnd w:id="15"/>
+      <w:bookmarkEnd w:id="17"/>
     </w:p>
     <w:p>
       <w:pPr>
@@ -10041,6 +10198,7 @@
           <w:rFonts w:ascii="Times New Roman" w:eastAsia="宋体" w:hAnsi="Times New Roman"/>
           <w:lang w:eastAsia="zh-CN"/>
         </w:rPr>
+        <w:lastRenderedPageBreak/>
         <w:t>效率评分：</w:t>
       </w:r>
       <w:r>
@@ -10170,7 +10328,7 @@
           <w:lang w:eastAsia="zh-CN"/>
         </w:rPr>
       </w:pPr>
-      <w:bookmarkStart w:id="16" w:name="实验结果与分析"/>
+      <w:bookmarkStart w:id="18" w:name="实验结果与分析"/>
       <w:r>
         <w:rPr>
           <w:rFonts w:ascii="Times New Roman" w:eastAsia="黑体" w:hAnsi="Times New Roman"/>
@@ -10185,7 +10343,7 @@
         </w:rPr>
         <w:t>实验结果与分析</w:t>
       </w:r>
-      <w:bookmarkEnd w:id="16"/>
+      <w:bookmarkEnd w:id="18"/>
     </w:p>
     <w:p>
       <w:pPr>
@@ -10195,7 +10353,7 @@
           <w:lang w:eastAsia="zh-CN"/>
         </w:rPr>
       </w:pPr>
-      <w:bookmarkStart w:id="17" w:name="完成时间"/>
+      <w:bookmarkStart w:id="19" w:name="完成时间"/>
       <w:r>
         <w:rPr>
           <w:rFonts w:ascii="Times New Roman" w:eastAsia="黑体" w:hAnsi="Times New Roman"/>
@@ -10210,7 +10368,7 @@
         </w:rPr>
         <w:t>完成时间</w:t>
       </w:r>
-      <w:bookmarkEnd w:id="17"/>
+      <w:bookmarkEnd w:id="19"/>
     </w:p>
     <w:p>
       <w:pPr>
@@ -10870,7 +11028,6 @@
                 <w:sz w:val="21"/>
                 <w:szCs w:val="21"/>
               </w:rPr>
-              <w:lastRenderedPageBreak/>
               <w:t>总体</w:t>
             </w:r>
           </w:p>
@@ -11772,7 +11929,15 @@
           <w:rFonts w:ascii="Times New Roman" w:eastAsia="宋体" w:hAnsi="Times New Roman"/>
           <w:lang w:eastAsia="zh-CN"/>
         </w:rPr>
-        <w:t>的对比表明，仅提供视觉识别或观察并不足以获得同等效率提升；视觉语义需要进一步作用于阻抗、力反馈</w:t>
+        <w:t>的对比表明，仅提供视觉识别或观察并不足以获得同等</w:t>
+      </w:r>
+      <w:r>
+        <w:rPr>
+          <w:rFonts w:ascii="Times New Roman" w:eastAsia="宋体" w:hAnsi="Times New Roman"/>
+          <w:lang w:eastAsia="zh-CN"/>
+        </w:rPr>
+        <w:lastRenderedPageBreak/>
+        <w:t>效率提升；视觉语义需要进一步作用于阻抗、力反馈</w:t>
       </w:r>
       <w:proofErr w:type="gramStart"/>
       <w:r>
@@ -11819,9 +11984,8 @@
           <w:sz w:val="21"/>
           <w:szCs w:val="21"/>
         </w:rPr>
-        <w:lastRenderedPageBreak/>
         <w:drawing>
-          <wp:inline distT="0" distB="0" distL="0" distR="0" wp14:anchorId="697E3847" wp14:editId="2A41EEF6">
+          <wp:inline distT="0" distB="0" distL="0" distR="0" wp14:anchorId="675E5D8D" wp14:editId="2A37D23A">
             <wp:extent cx="5731510" cy="3496945"/>
             <wp:effectExtent l="0" t="0" r="0" b="0"/>
             <wp:docPr id="4" name="图形 4"/>
@@ -11836,10 +12000,10 @@
                     <pic:cNvPicPr/>
                   </pic:nvPicPr>
                   <pic:blipFill>
-                    <a:blip r:embed="rId12">
+                    <a:blip r:embed="rId8">
                       <a:extLst>
                         <a:ext uri="{96DAC541-7B7A-43D3-8B79-37D633B846F1}">
-                          <asvg:svgBlip xmlns:asvg="http://schemas.microsoft.com/office/drawing/2016/SVG/main" r:embed="rId13"/>
+                          <asvg:svgBlip xmlns:asvg="http://schemas.microsoft.com/office/drawing/2016/SVG/main" r:embed="rId9"/>
                         </a:ext>
                       </a:extLst>
                     </a:blip>
@@ -11898,7 +12062,7 @@
           <w:lang w:eastAsia="zh-CN"/>
         </w:rPr>
       </w:pPr>
-      <w:bookmarkStart w:id="18" w:name="主端轨迹长度"/>
+      <w:bookmarkStart w:id="20" w:name="主端轨迹长度"/>
       <w:r>
         <w:rPr>
           <w:rFonts w:ascii="Times New Roman" w:eastAsia="黑体" w:hAnsi="Times New Roman"/>
@@ -11922,7 +12086,7 @@
         </w:rPr>
         <w:t>长度</w:t>
       </w:r>
-      <w:bookmarkEnd w:id="18"/>
+      <w:bookmarkEnd w:id="20"/>
     </w:p>
     <w:p>
       <w:pPr>
@@ -13212,6 +13376,7 @@
                 <w:sz w:val="21"/>
                 <w:szCs w:val="21"/>
               </w:rPr>
+              <w:lastRenderedPageBreak/>
               <w:t>C vs D</w:t>
             </w:r>
           </w:p>
@@ -13404,13 +13569,12 @@
           <w:lang w:eastAsia="zh-CN"/>
         </w:rPr>
       </w:pPr>
-      <w:bookmarkStart w:id="19" w:name="成功率"/>
+      <w:bookmarkStart w:id="21" w:name="成功率"/>
       <w:r>
         <w:rPr>
           <w:rFonts w:ascii="Times New Roman" w:eastAsia="黑体" w:hAnsi="Times New Roman"/>
           <w:lang w:eastAsia="zh-CN"/>
         </w:rPr>
-        <w:lastRenderedPageBreak/>
         <w:t xml:space="preserve">6.3 </w:t>
       </w:r>
       <w:r>
@@ -13420,7 +13584,7 @@
         </w:rPr>
         <w:t>成功率</w:t>
       </w:r>
-      <w:bookmarkEnd w:id="19"/>
+      <w:bookmarkEnd w:id="21"/>
     </w:p>
     <w:p>
       <w:pPr>
@@ -14264,7 +14428,7 @@
           <w:lang w:eastAsia="zh-CN"/>
         </w:rPr>
       </w:pPr>
-      <w:bookmarkStart w:id="20" w:name="主观评价"/>
+      <w:bookmarkStart w:id="22" w:name="主观评价"/>
       <w:r>
         <w:rPr>
           <w:rFonts w:ascii="Times New Roman" w:eastAsia="黑体" w:hAnsi="Times New Roman"/>
@@ -14279,7 +14443,7 @@
         </w:rPr>
         <w:t>主观评价</w:t>
       </w:r>
-      <w:bookmarkEnd w:id="20"/>
+      <w:bookmarkEnd w:id="22"/>
     </w:p>
     <w:p>
       <w:pPr>
@@ -15108,6 +15272,7 @@
           <w:rFonts w:ascii="Times New Roman" w:eastAsia="宋体" w:hAnsi="Times New Roman"/>
           <w:lang w:eastAsia="zh-CN"/>
         </w:rPr>
+        <w:lastRenderedPageBreak/>
         <w:t>主观评分统计检验结果如表</w:t>
       </w:r>
       <w:r>
@@ -15558,7 +15723,6 @@
           <w:rFonts w:ascii="Times New Roman" w:eastAsia="宋体" w:hAnsi="Times New Roman"/>
           <w:lang w:eastAsia="zh-CN"/>
         </w:rPr>
-        <w:lastRenderedPageBreak/>
         <w:t>结果显示，</w:t>
       </w:r>
       <w:r>
@@ -15661,7 +15825,7 @@
           <w:szCs w:val="21"/>
         </w:rPr>
         <w:drawing>
-          <wp:inline distT="0" distB="0" distL="0" distR="0" wp14:anchorId="3E790DD0" wp14:editId="4513B21D">
+          <wp:inline distT="0" distB="0" distL="0" distR="0" wp14:anchorId="3A88B30B" wp14:editId="29497AC6">
             <wp:extent cx="5731510" cy="3496945"/>
             <wp:effectExtent l="0" t="0" r="0" b="0"/>
             <wp:docPr id="5" name="图形 5"/>
@@ -15676,10 +15840,10 @@
                     <pic:cNvPicPr/>
                   </pic:nvPicPr>
                   <pic:blipFill>
-                    <a:blip r:embed="rId14">
+                    <a:blip r:embed="rId10">
                       <a:extLst>
                         <a:ext uri="{96DAC541-7B7A-43D3-8B79-37D633B846F1}">
-                          <asvg:svgBlip xmlns:asvg="http://schemas.microsoft.com/office/drawing/2016/SVG/main" r:embed="rId15"/>
+                          <asvg:svgBlip xmlns:asvg="http://schemas.microsoft.com/office/drawing/2016/SVG/main" r:embed="rId11"/>
                         </a:ext>
                       </a:extLst>
                     </a:blip>
@@ -15738,7 +15902,7 @@
           <w:lang w:eastAsia="zh-CN"/>
         </w:rPr>
       </w:pPr>
-      <w:bookmarkStart w:id="21" w:name="综合分析与数据质量说明"/>
+      <w:bookmarkStart w:id="23" w:name="综合分析与数据质量说明"/>
       <w:r>
         <w:rPr>
           <w:rFonts w:ascii="Times New Roman" w:eastAsia="黑体" w:hAnsi="Times New Roman"/>
@@ -15752,665 +15916,6 @@
           <w:lang w:eastAsia="zh-CN"/>
         </w:rPr>
         <w:t>综合分析与数据质量说明</w:t>
-      </w:r>
-      <w:bookmarkEnd w:id="21"/>
-    </w:p>
-    <w:p>
-      <w:pPr>
-        <w:pStyle w:val="FirstParagraph"/>
-        <w:spacing w:line="360" w:lineRule="auto"/>
-        <w:ind w:firstLine="480"/>
-        <w:jc w:val="both"/>
-        <w:rPr>
-          <w:lang w:eastAsia="zh-CN"/>
-        </w:rPr>
-      </w:pPr>
-      <w:r>
-        <w:rPr>
-          <w:rFonts w:ascii="Times New Roman" w:eastAsia="宋体" w:hAnsi="Times New Roman"/>
-          <w:lang w:eastAsia="zh-CN"/>
-        </w:rPr>
-        <w:t>综合表</w:t>
-      </w:r>
-      <w:r>
-        <w:rPr>
-          <w:rFonts w:ascii="Times New Roman" w:eastAsia="宋体" w:hAnsi="Times New Roman"/>
-          <w:lang w:eastAsia="zh-CN"/>
-        </w:rPr>
-        <w:t xml:space="preserve"> 3 </w:t>
-      </w:r>
-      <w:r>
-        <w:rPr>
-          <w:rFonts w:ascii="Times New Roman" w:eastAsia="宋体" w:hAnsi="Times New Roman"/>
-          <w:lang w:eastAsia="zh-CN"/>
-        </w:rPr>
-        <w:t>至表</w:t>
-      </w:r>
-      <w:r>
-        <w:rPr>
-          <w:rFonts w:ascii="Times New Roman" w:eastAsia="宋体" w:hAnsi="Times New Roman"/>
-          <w:lang w:eastAsia="zh-CN"/>
-        </w:rPr>
-        <w:t xml:space="preserve"> 9 </w:t>
-      </w:r>
-      <w:r>
-        <w:rPr>
-          <w:rFonts w:ascii="Times New Roman" w:eastAsia="宋体" w:hAnsi="Times New Roman"/>
-          <w:lang w:eastAsia="zh-CN"/>
-        </w:rPr>
-        <w:t>可以看出，视觉自动模式的优势主要体现在三个方面。第一，完成时间优势稳定，三类物体均为最短，且相对于</w:t>
-      </w:r>
-      <w:r>
-        <w:rPr>
-          <w:rFonts w:ascii="Times New Roman" w:eastAsia="宋体" w:hAnsi="Times New Roman"/>
-          <w:lang w:eastAsia="zh-CN"/>
-        </w:rPr>
-        <w:t xml:space="preserve"> A</w:t>
-      </w:r>
-      <w:r>
-        <w:rPr>
-          <w:rFonts w:ascii="Times New Roman" w:eastAsia="宋体" w:hAnsi="Times New Roman"/>
-          <w:lang w:eastAsia="zh-CN"/>
-        </w:rPr>
-        <w:t>、</w:t>
-      </w:r>
-      <w:r>
-        <w:rPr>
-          <w:rFonts w:ascii="Times New Roman" w:eastAsia="宋体" w:hAnsi="Times New Roman"/>
-          <w:lang w:eastAsia="zh-CN"/>
-        </w:rPr>
-        <w:t>B</w:t>
-      </w:r>
-      <w:r>
-        <w:rPr>
-          <w:rFonts w:ascii="Times New Roman" w:eastAsia="宋体" w:hAnsi="Times New Roman"/>
-          <w:lang w:eastAsia="zh-CN"/>
-        </w:rPr>
-        <w:t>、</w:t>
-      </w:r>
-      <w:r>
-        <w:rPr>
-          <w:rFonts w:ascii="Times New Roman" w:eastAsia="宋体" w:hAnsi="Times New Roman"/>
-          <w:lang w:eastAsia="zh-CN"/>
-        </w:rPr>
-        <w:t xml:space="preserve">D </w:t>
-      </w:r>
-      <w:r>
-        <w:rPr>
-          <w:rFonts w:ascii="Times New Roman" w:eastAsia="宋体" w:hAnsi="Times New Roman"/>
-          <w:lang w:eastAsia="zh-CN"/>
-        </w:rPr>
-        <w:t>的统计检验均达到显著水平。第二，任务成功率最高，尤其在</w:t>
-      </w:r>
-      <w:r>
-        <w:rPr>
-          <w:rFonts w:ascii="Times New Roman" w:eastAsia="宋体" w:hAnsi="Times New Roman"/>
-          <w:lang w:eastAsia="zh-CN"/>
-        </w:rPr>
-        <w:t xml:space="preserve"> medium </w:t>
-      </w:r>
-      <w:r>
-        <w:rPr>
-          <w:rFonts w:ascii="Times New Roman" w:eastAsia="宋体" w:hAnsi="Times New Roman"/>
-          <w:lang w:eastAsia="zh-CN"/>
-        </w:rPr>
-        <w:t>和</w:t>
-      </w:r>
-      <w:r>
-        <w:rPr>
-          <w:rFonts w:ascii="Times New Roman" w:eastAsia="宋体" w:hAnsi="Times New Roman"/>
-          <w:lang w:eastAsia="zh-CN"/>
-        </w:rPr>
-        <w:t xml:space="preserve"> hard </w:t>
-      </w:r>
-      <w:r>
-        <w:rPr>
-          <w:rFonts w:ascii="Times New Roman" w:eastAsia="宋体" w:hAnsi="Times New Roman"/>
-          <w:lang w:eastAsia="zh-CN"/>
-        </w:rPr>
-        <w:t>类物体中避免了固定参数和人工选择模式下出现的失败。第三，主观抓取品质显著优于视觉消融模式，说明本文方法的关键并非</w:t>
-      </w:r>
-      <w:r>
-        <w:rPr>
-          <w:rFonts w:ascii="Times New Roman" w:eastAsia="宋体" w:hAnsi="Times New Roman"/>
-          <w:lang w:eastAsia="zh-CN"/>
-        </w:rPr>
-        <w:t>“</w:t>
-      </w:r>
-      <w:r>
-        <w:rPr>
-          <w:rFonts w:ascii="Times New Roman" w:eastAsia="宋体" w:hAnsi="Times New Roman"/>
-          <w:lang w:eastAsia="zh-CN"/>
-        </w:rPr>
-        <w:t>看见物体</w:t>
-      </w:r>
-      <w:r>
-        <w:rPr>
-          <w:rFonts w:ascii="Times New Roman" w:eastAsia="宋体" w:hAnsi="Times New Roman"/>
-          <w:lang w:eastAsia="zh-CN"/>
-        </w:rPr>
-        <w:t>”</w:t>
-      </w:r>
-      <w:r>
-        <w:rPr>
-          <w:rFonts w:ascii="Times New Roman" w:eastAsia="宋体" w:hAnsi="Times New Roman"/>
-          <w:lang w:eastAsia="zh-CN"/>
-        </w:rPr>
-        <w:t>，而是将视觉语义转化为可执行的多参数控制策略。</w:t>
-      </w:r>
-    </w:p>
-    <w:p>
-      <w:pPr>
-        <w:pStyle w:val="a0"/>
-        <w:spacing w:line="360" w:lineRule="auto"/>
-        <w:ind w:firstLine="480"/>
-        <w:jc w:val="both"/>
-        <w:rPr>
-          <w:lang w:eastAsia="zh-CN"/>
-        </w:rPr>
-      </w:pPr>
-      <w:r>
-        <w:rPr>
-          <w:rFonts w:ascii="Times New Roman" w:eastAsia="宋体" w:hAnsi="Times New Roman"/>
-          <w:lang w:eastAsia="zh-CN"/>
-        </w:rPr>
-        <w:t>实验数据中，视觉自动模式和视觉消融模式存在少量</w:t>
-      </w:r>
-      <w:proofErr w:type="gramStart"/>
-      <w:r>
-        <w:rPr>
-          <w:rFonts w:ascii="Times New Roman" w:eastAsia="宋体" w:hAnsi="Times New Roman"/>
-          <w:lang w:eastAsia="zh-CN"/>
-        </w:rPr>
-        <w:t>主端最大</w:t>
-      </w:r>
-      <w:proofErr w:type="gramEnd"/>
-      <w:r>
-        <w:rPr>
-          <w:rFonts w:ascii="Times New Roman" w:eastAsia="宋体" w:hAnsi="Times New Roman"/>
-          <w:lang w:eastAsia="zh-CN"/>
-        </w:rPr>
-        <w:t>速度尖峰。分析认为，该现象可能与视觉模式下</w:t>
-      </w:r>
-      <w:r>
-        <w:rPr>
-          <w:rFonts w:ascii="Times New Roman" w:eastAsia="宋体" w:hAnsi="Times New Roman"/>
-          <w:lang w:eastAsia="zh-CN"/>
-        </w:rPr>
-        <w:t xml:space="preserve"> D435i </w:t>
-      </w:r>
-      <w:r>
-        <w:rPr>
-          <w:rFonts w:ascii="Times New Roman" w:eastAsia="宋体" w:hAnsi="Times New Roman"/>
-          <w:lang w:eastAsia="zh-CN"/>
-        </w:rPr>
-        <w:t>相机和</w:t>
-      </w:r>
-      <w:r>
-        <w:rPr>
-          <w:rFonts w:ascii="Times New Roman" w:eastAsia="宋体" w:hAnsi="Times New Roman"/>
-          <w:lang w:eastAsia="zh-CN"/>
-        </w:rPr>
-        <w:t xml:space="preserve"> Omega.7 </w:t>
-      </w:r>
-      <w:r>
-        <w:rPr>
-          <w:rFonts w:ascii="Times New Roman" w:eastAsia="宋体" w:hAnsi="Times New Roman"/>
-          <w:lang w:eastAsia="zh-CN"/>
-        </w:rPr>
-        <w:t>设备的</w:t>
-      </w:r>
-      <w:r>
-        <w:rPr>
-          <w:rFonts w:ascii="Times New Roman" w:eastAsia="宋体" w:hAnsi="Times New Roman"/>
-          <w:lang w:eastAsia="zh-CN"/>
-        </w:rPr>
-        <w:t xml:space="preserve"> USB </w:t>
-      </w:r>
-      <w:r>
-        <w:rPr>
-          <w:rFonts w:ascii="Times New Roman" w:eastAsia="宋体" w:hAnsi="Times New Roman"/>
-          <w:lang w:eastAsia="zh-CN"/>
-        </w:rPr>
-        <w:t>带宽竞争、</w:t>
-      </w:r>
-      <w:proofErr w:type="gramStart"/>
-      <w:r>
-        <w:rPr>
-          <w:rFonts w:ascii="Times New Roman" w:eastAsia="宋体" w:hAnsi="Times New Roman"/>
-          <w:lang w:eastAsia="zh-CN"/>
-        </w:rPr>
-        <w:t>主端位置</w:t>
-      </w:r>
-      <w:proofErr w:type="gramEnd"/>
-      <w:r>
-        <w:rPr>
-          <w:rFonts w:ascii="Times New Roman" w:eastAsia="宋体" w:hAnsi="Times New Roman"/>
-          <w:lang w:eastAsia="zh-CN"/>
-        </w:rPr>
-        <w:t>读取瞬时跳变或数据采样异常有关。由于最大速度对单点异常非常敏感，本文不将最大速度作为核心评价指标，而主要采用完成时间、轨迹长度、成功率和主观评分进行</w:t>
-      </w:r>
-      <w:r>
-        <w:rPr>
-          <w:rFonts w:ascii="Times New Roman" w:eastAsia="宋体" w:hAnsi="Times New Roman"/>
-          <w:lang w:eastAsia="zh-CN"/>
-        </w:rPr>
-        <w:lastRenderedPageBreak/>
-        <w:t>综合评价。后续系统实现中可通过设备分总线连接、</w:t>
-      </w:r>
-      <w:proofErr w:type="gramStart"/>
-      <w:r>
-        <w:rPr>
-          <w:rFonts w:ascii="Times New Roman" w:eastAsia="宋体" w:hAnsi="Times New Roman"/>
-          <w:lang w:eastAsia="zh-CN"/>
-        </w:rPr>
-        <w:t>主端输入</w:t>
-      </w:r>
-      <w:proofErr w:type="gramEnd"/>
-      <w:r>
-        <w:rPr>
-          <w:rFonts w:ascii="Times New Roman" w:eastAsia="宋体" w:hAnsi="Times New Roman"/>
-          <w:lang w:eastAsia="zh-CN"/>
-        </w:rPr>
-        <w:t>滤波和异常采样剔除进一步提高数据质量。</w:t>
-      </w:r>
-    </w:p>
-    <w:p>
-      <w:pPr>
-        <w:pStyle w:val="2"/>
-        <w:spacing w:before="120" w:after="60"/>
-        <w:rPr>
-          <w:lang w:eastAsia="zh-CN"/>
-        </w:rPr>
-      </w:pPr>
-      <w:bookmarkStart w:id="22" w:name="讨论"/>
-      <w:r>
-        <w:rPr>
-          <w:rFonts w:ascii="Times New Roman" w:eastAsia="黑体" w:hAnsi="Times New Roman"/>
-          <w:lang w:eastAsia="zh-CN"/>
-        </w:rPr>
-        <w:t xml:space="preserve">7 </w:t>
-      </w:r>
-      <w:r>
-        <w:rPr>
-          <w:rFonts w:ascii="Times New Roman" w:eastAsia="黑体" w:hAnsi="Times New Roman"/>
-          <w:lang w:eastAsia="zh-CN"/>
-        </w:rPr>
-        <w:t>讨论</w:t>
-      </w:r>
-      <w:bookmarkEnd w:id="22"/>
-    </w:p>
-    <w:p>
-      <w:pPr>
-        <w:pStyle w:val="FirstParagraph"/>
-        <w:spacing w:line="360" w:lineRule="auto"/>
-        <w:ind w:firstLine="480"/>
-        <w:jc w:val="both"/>
-        <w:rPr>
-          <w:lang w:eastAsia="zh-CN"/>
-        </w:rPr>
-      </w:pPr>
-      <w:r>
-        <w:rPr>
-          <w:rFonts w:ascii="Times New Roman" w:eastAsia="宋体" w:hAnsi="Times New Roman"/>
-          <w:lang w:eastAsia="zh-CN"/>
-        </w:rPr>
-        <w:t>实验结果表明，视觉语义驱动的多参数阻抗辅助方法能够提升</w:t>
-      </w:r>
-      <w:proofErr w:type="gramStart"/>
-      <w:r>
-        <w:rPr>
-          <w:rFonts w:ascii="Times New Roman" w:eastAsia="宋体" w:hAnsi="Times New Roman"/>
-          <w:lang w:eastAsia="zh-CN"/>
-        </w:rPr>
-        <w:t>遥操作</w:t>
-      </w:r>
-      <w:proofErr w:type="gramEnd"/>
-      <w:r>
-        <w:rPr>
-          <w:rFonts w:ascii="Times New Roman" w:eastAsia="宋体" w:hAnsi="Times New Roman"/>
-          <w:lang w:eastAsia="zh-CN"/>
-        </w:rPr>
-        <w:t>抓取效率。相较于固定参数模式，视觉自动模式能够根据物体属性自动配置阻抗和力反馈参数，从而减少操作者在不同物体之间反复试探的时间。相较于人工选择模式，视觉自动模式避免了人工判断和按键选择过程，降低了认知负担，并提高了操作连续性。相较于视觉消融模式，视觉自动模式不仅显示视觉结果，还将视觉语义直接作用于控制参数，因此在完成时间、成功率和抓取品质方面具有更充分的综合优势。</w:t>
-      </w:r>
-    </w:p>
-    <w:p>
-      <w:pPr>
-        <w:pStyle w:val="a0"/>
-        <w:spacing w:line="360" w:lineRule="auto"/>
-        <w:ind w:firstLine="480"/>
-        <w:jc w:val="both"/>
-        <w:rPr>
-          <w:lang w:eastAsia="zh-CN"/>
-        </w:rPr>
-      </w:pPr>
-      <w:r>
-        <w:rPr>
-          <w:rFonts w:ascii="Times New Roman" w:eastAsia="宋体" w:hAnsi="Times New Roman"/>
-          <w:lang w:eastAsia="zh-CN"/>
-        </w:rPr>
-        <w:t>从不同物体类别看，</w:t>
-      </w:r>
-      <w:r>
-        <w:rPr>
-          <w:rFonts w:ascii="Times New Roman" w:eastAsia="宋体" w:hAnsi="Times New Roman"/>
-          <w:lang w:eastAsia="zh-CN"/>
-        </w:rPr>
-        <w:t xml:space="preserve">hard </w:t>
-      </w:r>
-      <w:r>
-        <w:rPr>
-          <w:rFonts w:ascii="Times New Roman" w:eastAsia="宋体" w:hAnsi="Times New Roman"/>
-          <w:lang w:eastAsia="zh-CN"/>
-        </w:rPr>
-        <w:t>类物体中</w:t>
-      </w:r>
-      <w:r>
-        <w:rPr>
-          <w:rFonts w:ascii="Times New Roman" w:eastAsia="宋体" w:hAnsi="Times New Roman"/>
-          <w:lang w:eastAsia="zh-CN"/>
-        </w:rPr>
-        <w:t xml:space="preserve"> C </w:t>
-      </w:r>
-      <w:r>
-        <w:rPr>
-          <w:rFonts w:ascii="Times New Roman" w:eastAsia="宋体" w:hAnsi="Times New Roman"/>
-          <w:lang w:eastAsia="zh-CN"/>
-        </w:rPr>
-        <w:t>模式完成时间优势较明显，说明较高刚度和较强力反馈有助于硬物体快速稳定抓取。</w:t>
-      </w:r>
-      <w:r>
-        <w:rPr>
-          <w:rFonts w:ascii="Times New Roman" w:eastAsia="宋体" w:hAnsi="Times New Roman"/>
-          <w:lang w:eastAsia="zh-CN"/>
-        </w:rPr>
-        <w:t xml:space="preserve">medium </w:t>
-      </w:r>
-      <w:r>
-        <w:rPr>
-          <w:rFonts w:ascii="Times New Roman" w:eastAsia="宋体" w:hAnsi="Times New Roman"/>
-          <w:lang w:eastAsia="zh-CN"/>
-        </w:rPr>
-        <w:t>类物体中，</w:t>
-      </w:r>
-      <w:r>
-        <w:rPr>
-          <w:rFonts w:ascii="Times New Roman" w:eastAsia="宋体" w:hAnsi="Times New Roman"/>
-          <w:lang w:eastAsia="zh-CN"/>
-        </w:rPr>
-        <w:t xml:space="preserve">C </w:t>
-      </w:r>
-      <w:r>
-        <w:rPr>
-          <w:rFonts w:ascii="Times New Roman" w:eastAsia="宋体" w:hAnsi="Times New Roman"/>
-          <w:lang w:eastAsia="zh-CN"/>
-        </w:rPr>
-        <w:t>模式在完成时间和轨迹长度上均表现较好，说明自动策略能够提供较合适的折中参数。</w:t>
-      </w:r>
-      <w:r>
-        <w:rPr>
-          <w:rFonts w:ascii="Times New Roman" w:eastAsia="宋体" w:hAnsi="Times New Roman"/>
-          <w:lang w:eastAsia="zh-CN"/>
-        </w:rPr>
-        <w:t xml:space="preserve">soft </w:t>
-      </w:r>
-      <w:r>
-        <w:rPr>
-          <w:rFonts w:ascii="Times New Roman" w:eastAsia="宋体" w:hAnsi="Times New Roman"/>
-          <w:lang w:eastAsia="zh-CN"/>
-        </w:rPr>
-        <w:t>类物体中，</w:t>
-      </w:r>
-      <w:r>
-        <w:rPr>
-          <w:rFonts w:ascii="Times New Roman" w:eastAsia="宋体" w:hAnsi="Times New Roman"/>
-          <w:lang w:eastAsia="zh-CN"/>
-        </w:rPr>
-        <w:t xml:space="preserve">C </w:t>
-      </w:r>
-      <w:r>
-        <w:rPr>
-          <w:rFonts w:ascii="Times New Roman" w:eastAsia="宋体" w:hAnsi="Times New Roman"/>
-          <w:lang w:eastAsia="zh-CN"/>
-        </w:rPr>
-        <w:t>模式完成时间最短，但路径长度不是最短，说明软物体操作仍</w:t>
-      </w:r>
-      <w:proofErr w:type="gramStart"/>
-      <w:r>
-        <w:rPr>
-          <w:rFonts w:ascii="Times New Roman" w:eastAsia="宋体" w:hAnsi="Times New Roman"/>
-          <w:lang w:eastAsia="zh-CN"/>
-        </w:rPr>
-        <w:t>受操作</w:t>
-      </w:r>
-      <w:proofErr w:type="gramEnd"/>
-      <w:r>
-        <w:rPr>
-          <w:rFonts w:ascii="Times New Roman" w:eastAsia="宋体" w:hAnsi="Times New Roman"/>
-          <w:lang w:eastAsia="zh-CN"/>
-        </w:rPr>
-        <w:t>者路径规划、抓取姿态</w:t>
-      </w:r>
-      <w:proofErr w:type="gramStart"/>
-      <w:r>
-        <w:rPr>
-          <w:rFonts w:ascii="Times New Roman" w:eastAsia="宋体" w:hAnsi="Times New Roman"/>
-          <w:lang w:eastAsia="zh-CN"/>
-        </w:rPr>
-        <w:t>和主端输入</w:t>
-      </w:r>
-      <w:proofErr w:type="gramEnd"/>
-      <w:r>
-        <w:rPr>
-          <w:rFonts w:ascii="Times New Roman" w:eastAsia="宋体" w:hAnsi="Times New Roman"/>
-          <w:lang w:eastAsia="zh-CN"/>
-        </w:rPr>
-        <w:t>稳定性的影响。该现象提示，后续可在软物体任务中进一步引入力限制、接触阶段识别</w:t>
-      </w:r>
-      <w:proofErr w:type="gramStart"/>
-      <w:r>
-        <w:rPr>
-          <w:rFonts w:ascii="Times New Roman" w:eastAsia="宋体" w:hAnsi="Times New Roman"/>
-          <w:lang w:eastAsia="zh-CN"/>
-        </w:rPr>
-        <w:t>和夹爪闭合</w:t>
-      </w:r>
-      <w:proofErr w:type="gramEnd"/>
-      <w:r>
-        <w:rPr>
-          <w:rFonts w:ascii="Times New Roman" w:eastAsia="宋体" w:hAnsi="Times New Roman"/>
-          <w:lang w:eastAsia="zh-CN"/>
-        </w:rPr>
-        <w:t>过程中的柔顺调节。</w:t>
-      </w:r>
-    </w:p>
-    <w:p>
-      <w:pPr>
-        <w:pStyle w:val="a0"/>
-        <w:spacing w:line="360" w:lineRule="auto"/>
-        <w:ind w:firstLine="480"/>
-        <w:jc w:val="both"/>
-        <w:rPr>
-          <w:lang w:eastAsia="zh-CN"/>
-        </w:rPr>
-      </w:pPr>
-      <w:r>
-        <w:rPr>
-          <w:rFonts w:ascii="Times New Roman" w:eastAsia="宋体" w:hAnsi="Times New Roman"/>
-          <w:lang w:eastAsia="zh-CN"/>
-        </w:rPr>
-        <w:t>本文方法与传统变阻抗控制的差异在于，参数调度依据并非单一力误差或轨迹误差，而是来自视觉语义的任务先验。该设计降低了对高精度力传感或复杂在线优化的依赖，适合工程型遥操作平台快速部署。同时，该方法并不排斥力觉自适应或学习型阻抗控制。已有研究表明，变阻抗调节可改善人机物理交互过程中的舒适性和任务表现</w:t>
-      </w:r>
-      <w:r>
-        <w:rPr>
-          <w:rFonts w:ascii="Times New Roman" w:eastAsia="宋体" w:hAnsi="Times New Roman"/>
-          <w:lang w:eastAsia="zh-CN"/>
-        </w:rPr>
-        <w:t>[22]</w:t>
-      </w:r>
-      <w:r>
-        <w:rPr>
-          <w:rFonts w:ascii="Times New Roman" w:eastAsia="宋体" w:hAnsi="Times New Roman"/>
-          <w:lang w:eastAsia="zh-CN"/>
-        </w:rPr>
-        <w:t>，示教学习方法也可用于获得</w:t>
-      </w:r>
-      <w:proofErr w:type="gramStart"/>
-      <w:r>
-        <w:rPr>
-          <w:rFonts w:ascii="Times New Roman" w:eastAsia="宋体" w:hAnsi="Times New Roman"/>
-          <w:lang w:eastAsia="zh-CN"/>
-        </w:rPr>
-        <w:t>随任务</w:t>
-      </w:r>
-      <w:proofErr w:type="gramEnd"/>
-      <w:r>
-        <w:rPr>
-          <w:rFonts w:ascii="Times New Roman" w:eastAsia="宋体" w:hAnsi="Times New Roman"/>
-          <w:lang w:eastAsia="zh-CN"/>
-        </w:rPr>
-        <w:t>变化的阻抗参数</w:t>
-      </w:r>
-      <w:r>
-        <w:rPr>
-          <w:rFonts w:ascii="Times New Roman" w:eastAsia="宋体" w:hAnsi="Times New Roman"/>
-          <w:lang w:eastAsia="zh-CN"/>
-        </w:rPr>
-        <w:t>[23]</w:t>
-      </w:r>
-      <w:r>
-        <w:rPr>
-          <w:rFonts w:ascii="Times New Roman" w:eastAsia="宋体" w:hAnsi="Times New Roman"/>
-          <w:lang w:eastAsia="zh-CN"/>
-        </w:rPr>
-        <w:t>，后续可将视觉语义作为初始参数先验，再结合接触力、滑移状态和任务阶段进行在线微调。</w:t>
-      </w:r>
-    </w:p>
-    <w:p>
-      <w:pPr>
-        <w:pStyle w:val="a0"/>
-        <w:spacing w:line="360" w:lineRule="auto"/>
-        <w:ind w:firstLine="480"/>
-        <w:jc w:val="both"/>
-        <w:rPr>
-          <w:lang w:eastAsia="zh-CN"/>
-        </w:rPr>
-      </w:pPr>
-      <w:proofErr w:type="spellStart"/>
-      <w:r>
-        <w:rPr>
-          <w:rFonts w:ascii="Times New Roman" w:eastAsia="宋体" w:hAnsi="Times New Roman"/>
-        </w:rPr>
-        <w:t>本文仍存在一定局限性</w:t>
-      </w:r>
-      <w:proofErr w:type="spellEnd"/>
-      <w:r>
-        <w:rPr>
-          <w:rFonts w:ascii="Times New Roman" w:eastAsia="宋体" w:hAnsi="Times New Roman"/>
-        </w:rPr>
-        <w:t>。</w:t>
-      </w:r>
-      <w:r>
-        <w:rPr>
-          <w:rFonts w:ascii="Times New Roman" w:eastAsia="宋体" w:hAnsi="Times New Roman"/>
-          <w:lang w:eastAsia="zh-CN"/>
-        </w:rPr>
-        <w:t>首先，实验重复次数为每类每模式</w:t>
-      </w:r>
-      <w:r>
-        <w:rPr>
-          <w:rFonts w:ascii="Times New Roman" w:eastAsia="宋体" w:hAnsi="Times New Roman"/>
-          <w:lang w:eastAsia="zh-CN"/>
-        </w:rPr>
-        <w:t xml:space="preserve"> 6 </w:t>
-      </w:r>
-      <w:r>
-        <w:rPr>
-          <w:rFonts w:ascii="Times New Roman" w:eastAsia="宋体" w:hAnsi="Times New Roman"/>
-          <w:lang w:eastAsia="zh-CN"/>
-        </w:rPr>
-        <w:t>次，样本规模能够支撑小样本工程验证，但仍可进一步扩大操作者数量、物体种类和任务场景。其次，当前策略库参数主要依据物体操作属性和工程经验设定，后续可结合外力数据、任务完成质量和在线学习方法优化参数。再次，本文将物体属性离散为</w:t>
-      </w:r>
-      <w:r>
-        <w:rPr>
-          <w:rFonts w:ascii="Times New Roman" w:eastAsia="宋体" w:hAnsi="Times New Roman"/>
-          <w:lang w:eastAsia="zh-CN"/>
-        </w:rPr>
-        <w:t xml:space="preserve"> soft</w:t>
-      </w:r>
-      <w:r>
-        <w:rPr>
-          <w:rFonts w:ascii="Times New Roman" w:eastAsia="宋体" w:hAnsi="Times New Roman"/>
-          <w:lang w:eastAsia="zh-CN"/>
-        </w:rPr>
-        <w:t>、</w:t>
-      </w:r>
-      <w:r>
-        <w:rPr>
-          <w:rFonts w:ascii="Times New Roman" w:eastAsia="宋体" w:hAnsi="Times New Roman"/>
-          <w:lang w:eastAsia="zh-CN"/>
-        </w:rPr>
-        <w:t xml:space="preserve">medium </w:t>
-      </w:r>
-      <w:r>
-        <w:rPr>
-          <w:rFonts w:ascii="Times New Roman" w:eastAsia="宋体" w:hAnsi="Times New Roman"/>
-          <w:lang w:eastAsia="zh-CN"/>
-        </w:rPr>
-        <w:t>和</w:t>
-      </w:r>
-      <w:r>
-        <w:rPr>
-          <w:rFonts w:ascii="Times New Roman" w:eastAsia="宋体" w:hAnsi="Times New Roman"/>
-          <w:lang w:eastAsia="zh-CN"/>
-        </w:rPr>
-        <w:t xml:space="preserve"> hard </w:t>
-      </w:r>
-      <w:r>
-        <w:rPr>
-          <w:rFonts w:ascii="Times New Roman" w:eastAsia="宋体" w:hAnsi="Times New Roman"/>
-          <w:lang w:eastAsia="zh-CN"/>
-        </w:rPr>
-        <w:t>三类，尚未覆盖连续材质变化、复合材料和复杂多物体场景。最后，视觉模式下出现的速度尖峰提示系统在</w:t>
-      </w:r>
-      <w:r>
-        <w:rPr>
-          <w:rFonts w:ascii="Times New Roman" w:eastAsia="宋体" w:hAnsi="Times New Roman"/>
-          <w:lang w:eastAsia="zh-CN"/>
-        </w:rPr>
-        <w:t xml:space="preserve"> USB </w:t>
-      </w:r>
-      <w:r>
-        <w:rPr>
-          <w:rFonts w:ascii="Times New Roman" w:eastAsia="宋体" w:hAnsi="Times New Roman"/>
-          <w:lang w:eastAsia="zh-CN"/>
-        </w:rPr>
-        <w:t>通信、主端数据滤波和实时性方面仍有优化空间。</w:t>
-      </w:r>
-    </w:p>
-    <w:p>
-      <w:pPr>
-        <w:pStyle w:val="2"/>
-        <w:spacing w:before="120" w:after="60"/>
-        <w:rPr>
-          <w:lang w:eastAsia="zh-CN"/>
-        </w:rPr>
-      </w:pPr>
-      <w:bookmarkStart w:id="23" w:name="结论"/>
-      <w:r>
-        <w:rPr>
-          <w:rFonts w:ascii="Times New Roman" w:eastAsia="黑体" w:hAnsi="Times New Roman"/>
-          <w:lang w:eastAsia="zh-CN"/>
-        </w:rPr>
-        <w:lastRenderedPageBreak/>
-        <w:t xml:space="preserve">8 </w:t>
-      </w:r>
-      <w:r>
-        <w:rPr>
-          <w:rFonts w:ascii="Times New Roman" w:eastAsia="黑体" w:hAnsi="Times New Roman"/>
-          <w:lang w:eastAsia="zh-CN"/>
-        </w:rPr>
-        <w:t>结论</w:t>
       </w:r>
       <w:bookmarkEnd w:id="23"/>
     </w:p>
@@ -16429,58 +15934,42 @@
           <w:rFonts w:ascii="Times New Roman" w:eastAsia="宋体" w:hAnsi="Times New Roman"/>
           <w:lang w:eastAsia="zh-CN"/>
         </w:rPr>
-        <w:t>本文提出了一种视觉语义驱动的多参数阻抗</w:t>
-      </w:r>
-      <w:proofErr w:type="gramStart"/>
-      <w:r>
-        <w:rPr>
-          <w:rFonts w:ascii="Times New Roman" w:eastAsia="宋体" w:hAnsi="Times New Roman"/>
-          <w:lang w:eastAsia="zh-CN"/>
-        </w:rPr>
-        <w:t>辅助遥操作</w:t>
-      </w:r>
-      <w:proofErr w:type="gramEnd"/>
-      <w:r>
-        <w:rPr>
-          <w:rFonts w:ascii="Times New Roman" w:eastAsia="宋体" w:hAnsi="Times New Roman"/>
-          <w:lang w:eastAsia="zh-CN"/>
-        </w:rPr>
-        <w:t>方法。该方法利用</w:t>
-      </w:r>
-      <w:r>
-        <w:rPr>
-          <w:rFonts w:ascii="Times New Roman" w:eastAsia="宋体" w:hAnsi="Times New Roman"/>
-          <w:lang w:eastAsia="zh-CN"/>
-        </w:rPr>
-        <w:t xml:space="preserve"> D435i </w:t>
-      </w:r>
-      <w:r>
-        <w:rPr>
-          <w:rFonts w:ascii="Times New Roman" w:eastAsia="宋体" w:hAnsi="Times New Roman"/>
-          <w:lang w:eastAsia="zh-CN"/>
-        </w:rPr>
-        <w:t>相机和</w:t>
-      </w:r>
-      <w:r>
-        <w:rPr>
-          <w:rFonts w:ascii="Times New Roman" w:eastAsia="宋体" w:hAnsi="Times New Roman"/>
-          <w:lang w:eastAsia="zh-CN"/>
-        </w:rPr>
-        <w:t xml:space="preserve"> YOLO </w:t>
-      </w:r>
-      <w:r>
-        <w:rPr>
-          <w:rFonts w:ascii="Times New Roman" w:eastAsia="宋体" w:hAnsi="Times New Roman"/>
-          <w:lang w:eastAsia="zh-CN"/>
-        </w:rPr>
-        <w:t>模型识别目标物体类别，将物体映射为</w:t>
-      </w:r>
-      <w:r>
-        <w:rPr>
-          <w:rFonts w:ascii="Times New Roman" w:eastAsia="宋体" w:hAnsi="Times New Roman"/>
-          <w:lang w:eastAsia="zh-CN"/>
-        </w:rPr>
-        <w:t xml:space="preserve"> soft</w:t>
+        <w:t>综合表</w:t>
+      </w:r>
+      <w:r>
+        <w:rPr>
+          <w:rFonts w:ascii="Times New Roman" w:eastAsia="宋体" w:hAnsi="Times New Roman"/>
+          <w:lang w:eastAsia="zh-CN"/>
+        </w:rPr>
+        <w:t xml:space="preserve"> 3 </w:t>
+      </w:r>
+      <w:r>
+        <w:rPr>
+          <w:rFonts w:ascii="Times New Roman" w:eastAsia="宋体" w:hAnsi="Times New Roman"/>
+          <w:lang w:eastAsia="zh-CN"/>
+        </w:rPr>
+        <w:t>至表</w:t>
+      </w:r>
+      <w:r>
+        <w:rPr>
+          <w:rFonts w:ascii="Times New Roman" w:eastAsia="宋体" w:hAnsi="Times New Roman"/>
+          <w:lang w:eastAsia="zh-CN"/>
+        </w:rPr>
+        <w:t xml:space="preserve"> 9 </w:t>
+      </w:r>
+      <w:r>
+        <w:rPr>
+          <w:rFonts w:ascii="Times New Roman" w:eastAsia="宋体" w:hAnsi="Times New Roman"/>
+          <w:lang w:eastAsia="zh-CN"/>
+        </w:rPr>
+        <w:t>可以看出，视觉自动模式的优势主要体现在三个方面。第一，完成时间优势稳定，三类物体均为最短，且相对于</w:t>
+      </w:r>
+      <w:r>
+        <w:rPr>
+          <w:rFonts w:ascii="Times New Roman" w:eastAsia="宋体" w:hAnsi="Times New Roman"/>
+          <w:lang w:eastAsia="zh-CN"/>
+        </w:rPr>
+        <w:t xml:space="preserve"> A</w:t>
       </w:r>
       <w:r>
         <w:rPr>
@@ -16494,7 +15983,35 @@
           <w:rFonts w:ascii="Times New Roman" w:eastAsia="宋体" w:hAnsi="Times New Roman"/>
           <w:lang w:eastAsia="zh-CN"/>
         </w:rPr>
-        <w:t xml:space="preserve">medium </w:t>
+        <w:t>B</w:t>
+      </w:r>
+      <w:r>
+        <w:rPr>
+          <w:rFonts w:ascii="Times New Roman" w:eastAsia="宋体" w:hAnsi="Times New Roman"/>
+          <w:lang w:eastAsia="zh-CN"/>
+        </w:rPr>
+        <w:t>、</w:t>
+      </w:r>
+      <w:r>
+        <w:rPr>
+          <w:rFonts w:ascii="Times New Roman" w:eastAsia="宋体" w:hAnsi="Times New Roman"/>
+          <w:lang w:eastAsia="zh-CN"/>
+        </w:rPr>
+        <w:t xml:space="preserve">D </w:t>
+      </w:r>
+      <w:r>
+        <w:rPr>
+          <w:rFonts w:ascii="Times New Roman" w:eastAsia="宋体" w:hAnsi="Times New Roman"/>
+          <w:lang w:eastAsia="zh-CN"/>
+        </w:rPr>
+        <w:t>的统计检验均达到显著水平。第二，任务成功率最高，尤其在</w:t>
+      </w:r>
+      <w:r>
+        <w:rPr>
+          <w:rFonts w:ascii="Times New Roman" w:eastAsia="宋体" w:hAnsi="Times New Roman"/>
+          <w:lang w:eastAsia="zh-CN"/>
+        </w:rPr>
+        <w:t xml:space="preserve"> medium </w:t>
       </w:r>
       <w:r>
         <w:rPr>
@@ -16515,97 +16032,35 @@
           <w:rFonts w:ascii="Times New Roman" w:eastAsia="宋体" w:hAnsi="Times New Roman"/>
           <w:lang w:eastAsia="zh-CN"/>
         </w:rPr>
-        <w:t>三类操作属性，并通过视觉语义</w:t>
-      </w:r>
-      <w:r>
-        <w:rPr>
-          <w:rFonts w:ascii="Times New Roman" w:eastAsia="宋体" w:hAnsi="Times New Roman"/>
-          <w:lang w:eastAsia="zh-CN"/>
-        </w:rPr>
-        <w:t>-</w:t>
-      </w:r>
-      <w:r>
-        <w:rPr>
-          <w:rFonts w:ascii="Times New Roman" w:eastAsia="宋体" w:hAnsi="Times New Roman"/>
-          <w:lang w:eastAsia="zh-CN"/>
-        </w:rPr>
-        <w:t>阻抗策略库协同调度</w:t>
-      </w:r>
-      <w:r>
-        <w:rPr>
-          <w:rFonts w:ascii="Times New Roman" w:eastAsia="宋体" w:hAnsi="Times New Roman"/>
-          <w:lang w:eastAsia="zh-CN"/>
-        </w:rPr>
-        <w:t xml:space="preserve"> Panda </w:t>
-      </w:r>
-      <w:r>
-        <w:rPr>
-          <w:rFonts w:ascii="Times New Roman" w:eastAsia="宋体" w:hAnsi="Times New Roman"/>
-          <w:lang w:eastAsia="zh-CN"/>
-        </w:rPr>
-        <w:t>机械臂末端阻抗、</w:t>
-      </w:r>
-      <w:r>
-        <w:rPr>
-          <w:rFonts w:ascii="Times New Roman" w:eastAsia="宋体" w:hAnsi="Times New Roman"/>
-          <w:lang w:eastAsia="zh-CN"/>
-        </w:rPr>
-        <w:t xml:space="preserve">Omega.7 </w:t>
-      </w:r>
-      <w:proofErr w:type="gramStart"/>
-      <w:r>
-        <w:rPr>
-          <w:rFonts w:ascii="Times New Roman" w:eastAsia="宋体" w:hAnsi="Times New Roman"/>
-          <w:lang w:eastAsia="zh-CN"/>
-        </w:rPr>
-        <w:t>主端力</w:t>
-      </w:r>
-      <w:proofErr w:type="gramEnd"/>
-      <w:r>
-        <w:rPr>
-          <w:rFonts w:ascii="Times New Roman" w:eastAsia="宋体" w:hAnsi="Times New Roman"/>
-          <w:lang w:eastAsia="zh-CN"/>
-        </w:rPr>
-        <w:t>反馈和</w:t>
-      </w:r>
-      <w:r>
-        <w:rPr>
-          <w:rFonts w:ascii="Times New Roman" w:eastAsia="宋体" w:hAnsi="Times New Roman"/>
-          <w:lang w:eastAsia="zh-CN"/>
-        </w:rPr>
-        <w:t xml:space="preserve"> </w:t>
-      </w:r>
-      <w:proofErr w:type="spellStart"/>
-      <w:r>
-        <w:rPr>
-          <w:rFonts w:ascii="Times New Roman" w:eastAsia="宋体" w:hAnsi="Times New Roman"/>
-          <w:lang w:eastAsia="zh-CN"/>
-        </w:rPr>
-        <w:t>Franka</w:t>
-      </w:r>
-      <w:proofErr w:type="spellEnd"/>
-      <w:r>
-        <w:rPr>
-          <w:rFonts w:ascii="Times New Roman" w:eastAsia="宋体" w:hAnsi="Times New Roman"/>
-          <w:lang w:eastAsia="zh-CN"/>
-        </w:rPr>
-        <w:t xml:space="preserve"> Hand </w:t>
-      </w:r>
-      <w:proofErr w:type="gramStart"/>
-      <w:r>
-        <w:rPr>
-          <w:rFonts w:ascii="Times New Roman" w:eastAsia="宋体" w:hAnsi="Times New Roman"/>
-          <w:lang w:eastAsia="zh-CN"/>
-        </w:rPr>
-        <w:t>夹爪参数</w:t>
-      </w:r>
-      <w:proofErr w:type="gramEnd"/>
-      <w:r>
-        <w:rPr>
-          <w:rFonts w:ascii="Times New Roman" w:eastAsia="宋体" w:hAnsi="Times New Roman"/>
-          <w:lang w:eastAsia="zh-CN"/>
-        </w:rPr>
-        <w:t>。</w:t>
+        <w:t>类物体中避免了固定参数和人工选择模式下出现的失败。第三，主观抓取品质显著优于视觉消融模式，说明本文方法的关键并非</w:t>
+      </w:r>
+      <w:r>
+        <w:rPr>
+          <w:rFonts w:ascii="Times New Roman" w:eastAsia="宋体" w:hAnsi="Times New Roman"/>
+          <w:lang w:eastAsia="zh-CN"/>
+        </w:rPr>
+        <w:t>“</w:t>
+      </w:r>
+      <w:r>
+        <w:rPr>
+          <w:rFonts w:ascii="Times New Roman" w:eastAsia="宋体" w:hAnsi="Times New Roman"/>
+          <w:lang w:eastAsia="zh-CN"/>
+        </w:rPr>
+        <w:t>看见物体</w:t>
+      </w:r>
+      <w:r>
+        <w:rPr>
+          <w:rFonts w:ascii="Times New Roman" w:eastAsia="宋体" w:hAnsi="Times New Roman"/>
+          <w:lang w:eastAsia="zh-CN"/>
+        </w:rPr>
+        <w:t>”</w:t>
+      </w:r>
+      <w:r>
+        <w:rPr>
+          <w:rFonts w:ascii="Times New Roman" w:eastAsia="宋体" w:hAnsi="Times New Roman"/>
+          <w:lang w:eastAsia="zh-CN"/>
+        </w:rPr>
+        <w:t>，而是将视觉语义转化为可执行的多参数控制策略。</w:t>
       </w:r>
     </w:p>
     <w:p>
@@ -16623,6 +16078,715 @@
           <w:rFonts w:ascii="Times New Roman" w:eastAsia="宋体" w:hAnsi="Times New Roman"/>
           <w:lang w:eastAsia="zh-CN"/>
         </w:rPr>
+        <w:lastRenderedPageBreak/>
+        <w:t>实验数据中，视觉自动模式和视觉消融模式存在少量</w:t>
+      </w:r>
+      <w:proofErr w:type="gramStart"/>
+      <w:r>
+        <w:rPr>
+          <w:rFonts w:ascii="Times New Roman" w:eastAsia="宋体" w:hAnsi="Times New Roman"/>
+          <w:lang w:eastAsia="zh-CN"/>
+        </w:rPr>
+        <w:t>主端最大</w:t>
+      </w:r>
+      <w:proofErr w:type="gramEnd"/>
+      <w:r>
+        <w:rPr>
+          <w:rFonts w:ascii="Times New Roman" w:eastAsia="宋体" w:hAnsi="Times New Roman"/>
+          <w:lang w:eastAsia="zh-CN"/>
+        </w:rPr>
+        <w:t>速度尖峰。分析认为，该现象可能与视觉模式下</w:t>
+      </w:r>
+      <w:r>
+        <w:rPr>
+          <w:rFonts w:ascii="Times New Roman" w:eastAsia="宋体" w:hAnsi="Times New Roman"/>
+          <w:lang w:eastAsia="zh-CN"/>
+        </w:rPr>
+        <w:t xml:space="preserve"> D435i </w:t>
+      </w:r>
+      <w:r>
+        <w:rPr>
+          <w:rFonts w:ascii="Times New Roman" w:eastAsia="宋体" w:hAnsi="Times New Roman"/>
+          <w:lang w:eastAsia="zh-CN"/>
+        </w:rPr>
+        <w:t>相机和</w:t>
+      </w:r>
+      <w:r>
+        <w:rPr>
+          <w:rFonts w:ascii="Times New Roman" w:eastAsia="宋体" w:hAnsi="Times New Roman"/>
+          <w:lang w:eastAsia="zh-CN"/>
+        </w:rPr>
+        <w:t xml:space="preserve"> Omega.7 </w:t>
+      </w:r>
+      <w:r>
+        <w:rPr>
+          <w:rFonts w:ascii="Times New Roman" w:eastAsia="宋体" w:hAnsi="Times New Roman"/>
+          <w:lang w:eastAsia="zh-CN"/>
+        </w:rPr>
+        <w:t>设备的</w:t>
+      </w:r>
+      <w:r>
+        <w:rPr>
+          <w:rFonts w:ascii="Times New Roman" w:eastAsia="宋体" w:hAnsi="Times New Roman"/>
+          <w:lang w:eastAsia="zh-CN"/>
+        </w:rPr>
+        <w:t xml:space="preserve"> USB </w:t>
+      </w:r>
+      <w:r>
+        <w:rPr>
+          <w:rFonts w:ascii="Times New Roman" w:eastAsia="宋体" w:hAnsi="Times New Roman"/>
+          <w:lang w:eastAsia="zh-CN"/>
+        </w:rPr>
+        <w:t>带宽竞争、</w:t>
+      </w:r>
+      <w:proofErr w:type="gramStart"/>
+      <w:r>
+        <w:rPr>
+          <w:rFonts w:ascii="Times New Roman" w:eastAsia="宋体" w:hAnsi="Times New Roman"/>
+          <w:lang w:eastAsia="zh-CN"/>
+        </w:rPr>
+        <w:t>主端位置</w:t>
+      </w:r>
+      <w:proofErr w:type="gramEnd"/>
+      <w:r>
+        <w:rPr>
+          <w:rFonts w:ascii="Times New Roman" w:eastAsia="宋体" w:hAnsi="Times New Roman"/>
+          <w:lang w:eastAsia="zh-CN"/>
+        </w:rPr>
+        <w:t>读取瞬时跳变或数据采样异常有关。由于最大速度对单点异常非常敏感，本文不将最大速度作为核心评价指标，而主要采用完成时间、轨迹长度、成功率和主观评分进行综合评价。后续系统实现中可通过设备分总线连接、</w:t>
+      </w:r>
+      <w:proofErr w:type="gramStart"/>
+      <w:r>
+        <w:rPr>
+          <w:rFonts w:ascii="Times New Roman" w:eastAsia="宋体" w:hAnsi="Times New Roman"/>
+          <w:lang w:eastAsia="zh-CN"/>
+        </w:rPr>
+        <w:t>主端输入</w:t>
+      </w:r>
+      <w:proofErr w:type="gramEnd"/>
+      <w:r>
+        <w:rPr>
+          <w:rFonts w:ascii="Times New Roman" w:eastAsia="宋体" w:hAnsi="Times New Roman"/>
+          <w:lang w:eastAsia="zh-CN"/>
+        </w:rPr>
+        <w:t>滤波和异常采样剔除进一步提高数据质量。</w:t>
+      </w:r>
+    </w:p>
+    <w:p>
+      <w:pPr>
+        <w:pStyle w:val="2"/>
+        <w:spacing w:before="120" w:after="60"/>
+        <w:rPr>
+          <w:lang w:eastAsia="zh-CN"/>
+        </w:rPr>
+      </w:pPr>
+      <w:bookmarkStart w:id="24" w:name="讨论"/>
+      <w:r>
+        <w:rPr>
+          <w:rFonts w:ascii="Times New Roman" w:eastAsia="黑体" w:hAnsi="Times New Roman"/>
+          <w:lang w:eastAsia="zh-CN"/>
+        </w:rPr>
+        <w:t xml:space="preserve">7 </w:t>
+      </w:r>
+      <w:r>
+        <w:rPr>
+          <w:rFonts w:ascii="Times New Roman" w:eastAsia="黑体" w:hAnsi="Times New Roman"/>
+          <w:lang w:eastAsia="zh-CN"/>
+        </w:rPr>
+        <w:t>讨论</w:t>
+      </w:r>
+      <w:bookmarkEnd w:id="24"/>
+    </w:p>
+    <w:p>
+      <w:pPr>
+        <w:pStyle w:val="FirstParagraph"/>
+        <w:spacing w:line="360" w:lineRule="auto"/>
+        <w:ind w:firstLine="480"/>
+        <w:jc w:val="both"/>
+        <w:rPr>
+          <w:lang w:eastAsia="zh-CN"/>
+        </w:rPr>
+      </w:pPr>
+      <w:r>
+        <w:rPr>
+          <w:rFonts w:ascii="Times New Roman" w:eastAsia="宋体" w:hAnsi="Times New Roman"/>
+          <w:lang w:eastAsia="zh-CN"/>
+        </w:rPr>
+        <w:t>实验结果表明，视觉语义驱动的多参数阻抗辅助方法能够提升</w:t>
+      </w:r>
+      <w:proofErr w:type="gramStart"/>
+      <w:r>
+        <w:rPr>
+          <w:rFonts w:ascii="Times New Roman" w:eastAsia="宋体" w:hAnsi="Times New Roman"/>
+          <w:lang w:eastAsia="zh-CN"/>
+        </w:rPr>
+        <w:t>遥操作</w:t>
+      </w:r>
+      <w:proofErr w:type="gramEnd"/>
+      <w:r>
+        <w:rPr>
+          <w:rFonts w:ascii="Times New Roman" w:eastAsia="宋体" w:hAnsi="Times New Roman"/>
+          <w:lang w:eastAsia="zh-CN"/>
+        </w:rPr>
+        <w:t>抓取效率。相较于固定参数模式，视觉自动模式能够根据物体属性自动配置阻抗和力反馈参数，从而减少操作者在不同物体之间反复试探的时间。相较于人工选择模式，视觉自动模式避免了人工判断和按键选择过程，降低了认知负担，并提高了操作连续性。相较于视觉消融模式，视觉自动模式不仅显示视觉结果，还将视觉语义直接作用于控制参数，因此在完成时间、成功率和抓取品质方面具有更充分的综合优势。</w:t>
+      </w:r>
+    </w:p>
+    <w:p>
+      <w:pPr>
+        <w:pStyle w:val="a0"/>
+        <w:spacing w:line="360" w:lineRule="auto"/>
+        <w:ind w:firstLine="480"/>
+        <w:jc w:val="both"/>
+        <w:rPr>
+          <w:lang w:eastAsia="zh-CN"/>
+        </w:rPr>
+      </w:pPr>
+      <w:r>
+        <w:rPr>
+          <w:rFonts w:ascii="Times New Roman" w:eastAsia="宋体" w:hAnsi="Times New Roman"/>
+          <w:lang w:eastAsia="zh-CN"/>
+        </w:rPr>
+        <w:t>从不同物体类别看，</w:t>
+      </w:r>
+      <w:r>
+        <w:rPr>
+          <w:rFonts w:ascii="Times New Roman" w:eastAsia="宋体" w:hAnsi="Times New Roman"/>
+          <w:lang w:eastAsia="zh-CN"/>
+        </w:rPr>
+        <w:t xml:space="preserve">hard </w:t>
+      </w:r>
+      <w:r>
+        <w:rPr>
+          <w:rFonts w:ascii="Times New Roman" w:eastAsia="宋体" w:hAnsi="Times New Roman"/>
+          <w:lang w:eastAsia="zh-CN"/>
+        </w:rPr>
+        <w:t>类物体中</w:t>
+      </w:r>
+      <w:r>
+        <w:rPr>
+          <w:rFonts w:ascii="Times New Roman" w:eastAsia="宋体" w:hAnsi="Times New Roman"/>
+          <w:lang w:eastAsia="zh-CN"/>
+        </w:rPr>
+        <w:t xml:space="preserve"> C </w:t>
+      </w:r>
+      <w:r>
+        <w:rPr>
+          <w:rFonts w:ascii="Times New Roman" w:eastAsia="宋体" w:hAnsi="Times New Roman"/>
+          <w:lang w:eastAsia="zh-CN"/>
+        </w:rPr>
+        <w:t>模式完成时间优势较明显，说明较高刚度和较强力反馈有助于硬物体快速稳定抓取。</w:t>
+      </w:r>
+      <w:r>
+        <w:rPr>
+          <w:rFonts w:ascii="Times New Roman" w:eastAsia="宋体" w:hAnsi="Times New Roman"/>
+          <w:lang w:eastAsia="zh-CN"/>
+        </w:rPr>
+        <w:t xml:space="preserve">medium </w:t>
+      </w:r>
+      <w:r>
+        <w:rPr>
+          <w:rFonts w:ascii="Times New Roman" w:eastAsia="宋体" w:hAnsi="Times New Roman"/>
+          <w:lang w:eastAsia="zh-CN"/>
+        </w:rPr>
+        <w:t>类物体中，</w:t>
+      </w:r>
+      <w:r>
+        <w:rPr>
+          <w:rFonts w:ascii="Times New Roman" w:eastAsia="宋体" w:hAnsi="Times New Roman"/>
+          <w:lang w:eastAsia="zh-CN"/>
+        </w:rPr>
+        <w:t xml:space="preserve">C </w:t>
+      </w:r>
+      <w:r>
+        <w:rPr>
+          <w:rFonts w:ascii="Times New Roman" w:eastAsia="宋体" w:hAnsi="Times New Roman"/>
+          <w:lang w:eastAsia="zh-CN"/>
+        </w:rPr>
+        <w:t>模式在完成时间和轨迹长度上均表现较好，说明自动策略能够提供较合适的折中参数。</w:t>
+      </w:r>
+      <w:r>
+        <w:rPr>
+          <w:rFonts w:ascii="Times New Roman" w:eastAsia="宋体" w:hAnsi="Times New Roman"/>
+          <w:lang w:eastAsia="zh-CN"/>
+        </w:rPr>
+        <w:t xml:space="preserve">soft </w:t>
+      </w:r>
+      <w:r>
+        <w:rPr>
+          <w:rFonts w:ascii="Times New Roman" w:eastAsia="宋体" w:hAnsi="Times New Roman"/>
+          <w:lang w:eastAsia="zh-CN"/>
+        </w:rPr>
+        <w:t>类物体中，</w:t>
+      </w:r>
+      <w:r>
+        <w:rPr>
+          <w:rFonts w:ascii="Times New Roman" w:eastAsia="宋体" w:hAnsi="Times New Roman"/>
+          <w:lang w:eastAsia="zh-CN"/>
+        </w:rPr>
+        <w:t xml:space="preserve">C </w:t>
+      </w:r>
+      <w:r>
+        <w:rPr>
+          <w:rFonts w:ascii="Times New Roman" w:eastAsia="宋体" w:hAnsi="Times New Roman"/>
+          <w:lang w:eastAsia="zh-CN"/>
+        </w:rPr>
+        <w:t>模式完成时间最短，但路径长度不是最短，说明软物体操作仍</w:t>
+      </w:r>
+      <w:proofErr w:type="gramStart"/>
+      <w:r>
+        <w:rPr>
+          <w:rFonts w:ascii="Times New Roman" w:eastAsia="宋体" w:hAnsi="Times New Roman"/>
+          <w:lang w:eastAsia="zh-CN"/>
+        </w:rPr>
+        <w:t>受操作</w:t>
+      </w:r>
+      <w:proofErr w:type="gramEnd"/>
+      <w:r>
+        <w:rPr>
+          <w:rFonts w:ascii="Times New Roman" w:eastAsia="宋体" w:hAnsi="Times New Roman"/>
+          <w:lang w:eastAsia="zh-CN"/>
+        </w:rPr>
+        <w:t>者路径规划、抓取姿态</w:t>
+      </w:r>
+      <w:proofErr w:type="gramStart"/>
+      <w:r>
+        <w:rPr>
+          <w:rFonts w:ascii="Times New Roman" w:eastAsia="宋体" w:hAnsi="Times New Roman"/>
+          <w:lang w:eastAsia="zh-CN"/>
+        </w:rPr>
+        <w:t>和主端输入</w:t>
+      </w:r>
+      <w:proofErr w:type="gramEnd"/>
+      <w:r>
+        <w:rPr>
+          <w:rFonts w:ascii="Times New Roman" w:eastAsia="宋体" w:hAnsi="Times New Roman"/>
+          <w:lang w:eastAsia="zh-CN"/>
+        </w:rPr>
+        <w:t>稳定性的影响。该现象提示，后续可在软物体任务中进一步引入力限制、接触阶段识别</w:t>
+      </w:r>
+      <w:proofErr w:type="gramStart"/>
+      <w:r>
+        <w:rPr>
+          <w:rFonts w:ascii="Times New Roman" w:eastAsia="宋体" w:hAnsi="Times New Roman"/>
+          <w:lang w:eastAsia="zh-CN"/>
+        </w:rPr>
+        <w:t>和夹爪闭合</w:t>
+      </w:r>
+      <w:proofErr w:type="gramEnd"/>
+      <w:r>
+        <w:rPr>
+          <w:rFonts w:ascii="Times New Roman" w:eastAsia="宋体" w:hAnsi="Times New Roman"/>
+          <w:lang w:eastAsia="zh-CN"/>
+        </w:rPr>
+        <w:t>过程中的柔顺调节。</w:t>
+      </w:r>
+    </w:p>
+    <w:p>
+      <w:pPr>
+        <w:pStyle w:val="a0"/>
+        <w:spacing w:line="360" w:lineRule="auto"/>
+        <w:ind w:firstLine="480"/>
+        <w:jc w:val="both"/>
+        <w:rPr>
+          <w:lang w:eastAsia="zh-CN"/>
+        </w:rPr>
+      </w:pPr>
+      <w:r>
+        <w:rPr>
+          <w:rFonts w:ascii="Times New Roman" w:eastAsia="宋体" w:hAnsi="Times New Roman"/>
+          <w:lang w:eastAsia="zh-CN"/>
+        </w:rPr>
+        <w:t>本文方法与传统变阻抗控制的差异在于，参数调度依据并非单一力误差或轨迹误差，而是来自视觉语义的任务先验。该设计降低了对高精度力传感或复杂在线优化的依赖，适合工程型遥操作平台快速部署。同时，该方法并不排斥力觉自适应或学习型阻抗控制。已有研究表明，变阻抗调节可改善人机物理交互过程中的舒适性和任务表现</w:t>
+      </w:r>
+      <w:r>
+        <w:rPr>
+          <w:rFonts w:ascii="Times New Roman" w:eastAsia="宋体" w:hAnsi="Times New Roman"/>
+          <w:lang w:eastAsia="zh-CN"/>
+        </w:rPr>
+        <w:t>[22]</w:t>
+      </w:r>
+      <w:r>
+        <w:rPr>
+          <w:rFonts w:ascii="Times New Roman" w:eastAsia="宋体" w:hAnsi="Times New Roman"/>
+          <w:lang w:eastAsia="zh-CN"/>
+        </w:rPr>
+        <w:t>，示教学习方法也可用于获得</w:t>
+      </w:r>
+      <w:proofErr w:type="gramStart"/>
+      <w:r>
+        <w:rPr>
+          <w:rFonts w:ascii="Times New Roman" w:eastAsia="宋体" w:hAnsi="Times New Roman"/>
+          <w:lang w:eastAsia="zh-CN"/>
+        </w:rPr>
+        <w:t>随任务</w:t>
+      </w:r>
+      <w:proofErr w:type="gramEnd"/>
+      <w:r>
+        <w:rPr>
+          <w:rFonts w:ascii="Times New Roman" w:eastAsia="宋体" w:hAnsi="Times New Roman"/>
+          <w:lang w:eastAsia="zh-CN"/>
+        </w:rPr>
+        <w:t>变化的阻抗参数</w:t>
+      </w:r>
+      <w:r>
+        <w:rPr>
+          <w:rFonts w:ascii="Times New Roman" w:eastAsia="宋体" w:hAnsi="Times New Roman"/>
+          <w:lang w:eastAsia="zh-CN"/>
+        </w:rPr>
+        <w:t>[23]</w:t>
+      </w:r>
+      <w:r>
+        <w:rPr>
+          <w:rFonts w:ascii="Times New Roman" w:eastAsia="宋体" w:hAnsi="Times New Roman"/>
+          <w:lang w:eastAsia="zh-CN"/>
+        </w:rPr>
+        <w:t>，后续可将视觉语义作为初始参数先验，再结合接触力、滑移状态和任务阶段进行在线微调。</w:t>
+      </w:r>
+    </w:p>
+    <w:p>
+      <w:pPr>
+        <w:pStyle w:val="a0"/>
+        <w:spacing w:line="360" w:lineRule="auto"/>
+        <w:ind w:firstLine="480"/>
+        <w:jc w:val="both"/>
+        <w:rPr>
+          <w:lang w:eastAsia="zh-CN"/>
+        </w:rPr>
+      </w:pPr>
+      <w:proofErr w:type="spellStart"/>
+      <w:r>
+        <w:rPr>
+          <w:rFonts w:ascii="Times New Roman" w:eastAsia="宋体" w:hAnsi="Times New Roman"/>
+        </w:rPr>
+        <w:t>本文仍存在一定局限性</w:t>
+      </w:r>
+      <w:proofErr w:type="spellEnd"/>
+      <w:r>
+        <w:rPr>
+          <w:rFonts w:ascii="Times New Roman" w:eastAsia="宋体" w:hAnsi="Times New Roman"/>
+        </w:rPr>
+        <w:t>。</w:t>
+      </w:r>
+      <w:r>
+        <w:rPr>
+          <w:rFonts w:ascii="Times New Roman" w:eastAsia="宋体" w:hAnsi="Times New Roman"/>
+          <w:lang w:eastAsia="zh-CN"/>
+        </w:rPr>
+        <w:t>首先，实验重复次数为每类每模式</w:t>
+      </w:r>
+      <w:r>
+        <w:rPr>
+          <w:rFonts w:ascii="Times New Roman" w:eastAsia="宋体" w:hAnsi="Times New Roman"/>
+          <w:lang w:eastAsia="zh-CN"/>
+        </w:rPr>
+        <w:t xml:space="preserve"> 6 </w:t>
+      </w:r>
+      <w:r>
+        <w:rPr>
+          <w:rFonts w:ascii="Times New Roman" w:eastAsia="宋体" w:hAnsi="Times New Roman"/>
+          <w:lang w:eastAsia="zh-CN"/>
+        </w:rPr>
+        <w:t>次，样本规模能够支撑小样本工程验证，但仍可进一步扩大操作者数量、物体种类和任务场景。其次，当前策略库参数主要依据物体操作属性和工程经验设定，后续可结合外力数据、任务</w:t>
+      </w:r>
+      <w:r>
+        <w:rPr>
+          <w:rFonts w:ascii="Times New Roman" w:eastAsia="宋体" w:hAnsi="Times New Roman"/>
+          <w:lang w:eastAsia="zh-CN"/>
+        </w:rPr>
+        <w:lastRenderedPageBreak/>
+        <w:t>完成质量和在线学习方法优化参数。再次，本文将物体属性离散为</w:t>
+      </w:r>
+      <w:r>
+        <w:rPr>
+          <w:rFonts w:ascii="Times New Roman" w:eastAsia="宋体" w:hAnsi="Times New Roman"/>
+          <w:lang w:eastAsia="zh-CN"/>
+        </w:rPr>
+        <w:t xml:space="preserve"> soft</w:t>
+      </w:r>
+      <w:r>
+        <w:rPr>
+          <w:rFonts w:ascii="Times New Roman" w:eastAsia="宋体" w:hAnsi="Times New Roman"/>
+          <w:lang w:eastAsia="zh-CN"/>
+        </w:rPr>
+        <w:t>、</w:t>
+      </w:r>
+      <w:r>
+        <w:rPr>
+          <w:rFonts w:ascii="Times New Roman" w:eastAsia="宋体" w:hAnsi="Times New Roman"/>
+          <w:lang w:eastAsia="zh-CN"/>
+        </w:rPr>
+        <w:t xml:space="preserve">medium </w:t>
+      </w:r>
+      <w:r>
+        <w:rPr>
+          <w:rFonts w:ascii="Times New Roman" w:eastAsia="宋体" w:hAnsi="Times New Roman"/>
+          <w:lang w:eastAsia="zh-CN"/>
+        </w:rPr>
+        <w:t>和</w:t>
+      </w:r>
+      <w:r>
+        <w:rPr>
+          <w:rFonts w:ascii="Times New Roman" w:eastAsia="宋体" w:hAnsi="Times New Roman"/>
+          <w:lang w:eastAsia="zh-CN"/>
+        </w:rPr>
+        <w:t xml:space="preserve"> hard </w:t>
+      </w:r>
+      <w:r>
+        <w:rPr>
+          <w:rFonts w:ascii="Times New Roman" w:eastAsia="宋体" w:hAnsi="Times New Roman"/>
+          <w:lang w:eastAsia="zh-CN"/>
+        </w:rPr>
+        <w:t>三类，尚未覆盖连续材质变化、复合材料和复杂多物体场景。最后，视觉模式下出现的速度尖峰提示系统在</w:t>
+      </w:r>
+      <w:r>
+        <w:rPr>
+          <w:rFonts w:ascii="Times New Roman" w:eastAsia="宋体" w:hAnsi="Times New Roman"/>
+          <w:lang w:eastAsia="zh-CN"/>
+        </w:rPr>
+        <w:t xml:space="preserve"> USB </w:t>
+      </w:r>
+      <w:r>
+        <w:rPr>
+          <w:rFonts w:ascii="Times New Roman" w:eastAsia="宋体" w:hAnsi="Times New Roman"/>
+          <w:lang w:eastAsia="zh-CN"/>
+        </w:rPr>
+        <w:t>通信、主端数据滤波和实时性方面仍有优化空间。</w:t>
+      </w:r>
+    </w:p>
+    <w:p>
+      <w:pPr>
+        <w:pStyle w:val="2"/>
+        <w:spacing w:before="120" w:after="60"/>
+        <w:rPr>
+          <w:lang w:eastAsia="zh-CN"/>
+        </w:rPr>
+      </w:pPr>
+      <w:bookmarkStart w:id="25" w:name="结论"/>
+      <w:r>
+        <w:rPr>
+          <w:rFonts w:ascii="Times New Roman" w:eastAsia="黑体" w:hAnsi="Times New Roman"/>
+          <w:lang w:eastAsia="zh-CN"/>
+        </w:rPr>
+        <w:t xml:space="preserve">8 </w:t>
+      </w:r>
+      <w:r>
+        <w:rPr>
+          <w:rFonts w:ascii="Times New Roman" w:eastAsia="黑体" w:hAnsi="Times New Roman"/>
+          <w:lang w:eastAsia="zh-CN"/>
+        </w:rPr>
+        <w:t>结论</w:t>
+      </w:r>
+      <w:bookmarkEnd w:id="25"/>
+    </w:p>
+    <w:p>
+      <w:pPr>
+        <w:pStyle w:val="FirstParagraph"/>
+        <w:spacing w:line="360" w:lineRule="auto"/>
+        <w:ind w:firstLine="480"/>
+        <w:jc w:val="both"/>
+        <w:rPr>
+          <w:lang w:eastAsia="zh-CN"/>
+        </w:rPr>
+      </w:pPr>
+      <w:r>
+        <w:rPr>
+          <w:rFonts w:ascii="Times New Roman" w:eastAsia="宋体" w:hAnsi="Times New Roman"/>
+          <w:lang w:eastAsia="zh-CN"/>
+        </w:rPr>
+        <w:t>本文提出了一种视觉语义驱动的多参数阻抗</w:t>
+      </w:r>
+      <w:proofErr w:type="gramStart"/>
+      <w:r>
+        <w:rPr>
+          <w:rFonts w:ascii="Times New Roman" w:eastAsia="宋体" w:hAnsi="Times New Roman"/>
+          <w:lang w:eastAsia="zh-CN"/>
+        </w:rPr>
+        <w:t>辅助遥操作</w:t>
+      </w:r>
+      <w:proofErr w:type="gramEnd"/>
+      <w:r>
+        <w:rPr>
+          <w:rFonts w:ascii="Times New Roman" w:eastAsia="宋体" w:hAnsi="Times New Roman"/>
+          <w:lang w:eastAsia="zh-CN"/>
+        </w:rPr>
+        <w:t>方法。该方法利用</w:t>
+      </w:r>
+      <w:r>
+        <w:rPr>
+          <w:rFonts w:ascii="Times New Roman" w:eastAsia="宋体" w:hAnsi="Times New Roman"/>
+          <w:lang w:eastAsia="zh-CN"/>
+        </w:rPr>
+        <w:t xml:space="preserve"> D435i </w:t>
+      </w:r>
+      <w:r>
+        <w:rPr>
+          <w:rFonts w:ascii="Times New Roman" w:eastAsia="宋体" w:hAnsi="Times New Roman"/>
+          <w:lang w:eastAsia="zh-CN"/>
+        </w:rPr>
+        <w:t>相机和</w:t>
+      </w:r>
+      <w:r>
+        <w:rPr>
+          <w:rFonts w:ascii="Times New Roman" w:eastAsia="宋体" w:hAnsi="Times New Roman"/>
+          <w:lang w:eastAsia="zh-CN"/>
+        </w:rPr>
+        <w:t xml:space="preserve"> YOLO </w:t>
+      </w:r>
+      <w:r>
+        <w:rPr>
+          <w:rFonts w:ascii="Times New Roman" w:eastAsia="宋体" w:hAnsi="Times New Roman"/>
+          <w:lang w:eastAsia="zh-CN"/>
+        </w:rPr>
+        <w:t>模型识别目标物体类别，将物体映射为</w:t>
+      </w:r>
+      <w:r>
+        <w:rPr>
+          <w:rFonts w:ascii="Times New Roman" w:eastAsia="宋体" w:hAnsi="Times New Roman"/>
+          <w:lang w:eastAsia="zh-CN"/>
+        </w:rPr>
+        <w:t xml:space="preserve"> soft</w:t>
+      </w:r>
+      <w:r>
+        <w:rPr>
+          <w:rFonts w:ascii="Times New Roman" w:eastAsia="宋体" w:hAnsi="Times New Roman"/>
+          <w:lang w:eastAsia="zh-CN"/>
+        </w:rPr>
+        <w:t>、</w:t>
+      </w:r>
+      <w:r>
+        <w:rPr>
+          <w:rFonts w:ascii="Times New Roman" w:eastAsia="宋体" w:hAnsi="Times New Roman"/>
+          <w:lang w:eastAsia="zh-CN"/>
+        </w:rPr>
+        <w:t xml:space="preserve">medium </w:t>
+      </w:r>
+      <w:r>
+        <w:rPr>
+          <w:rFonts w:ascii="Times New Roman" w:eastAsia="宋体" w:hAnsi="Times New Roman"/>
+          <w:lang w:eastAsia="zh-CN"/>
+        </w:rPr>
+        <w:t>和</w:t>
+      </w:r>
+      <w:r>
+        <w:rPr>
+          <w:rFonts w:ascii="Times New Roman" w:eastAsia="宋体" w:hAnsi="Times New Roman"/>
+          <w:lang w:eastAsia="zh-CN"/>
+        </w:rPr>
+        <w:t xml:space="preserve"> hard </w:t>
+      </w:r>
+      <w:r>
+        <w:rPr>
+          <w:rFonts w:ascii="Times New Roman" w:eastAsia="宋体" w:hAnsi="Times New Roman"/>
+          <w:lang w:eastAsia="zh-CN"/>
+        </w:rPr>
+        <w:t>三类操作属性，并通过视觉语义</w:t>
+      </w:r>
+      <w:r>
+        <w:rPr>
+          <w:rFonts w:ascii="Times New Roman" w:eastAsia="宋体" w:hAnsi="Times New Roman"/>
+          <w:lang w:eastAsia="zh-CN"/>
+        </w:rPr>
+        <w:t>-</w:t>
+      </w:r>
+      <w:r>
+        <w:rPr>
+          <w:rFonts w:ascii="Times New Roman" w:eastAsia="宋体" w:hAnsi="Times New Roman"/>
+          <w:lang w:eastAsia="zh-CN"/>
+        </w:rPr>
+        <w:t>阻抗策略库协同调度</w:t>
+      </w:r>
+      <w:r>
+        <w:rPr>
+          <w:rFonts w:ascii="Times New Roman" w:eastAsia="宋体" w:hAnsi="Times New Roman"/>
+          <w:lang w:eastAsia="zh-CN"/>
+        </w:rPr>
+        <w:t xml:space="preserve"> Panda </w:t>
+      </w:r>
+      <w:r>
+        <w:rPr>
+          <w:rFonts w:ascii="Times New Roman" w:eastAsia="宋体" w:hAnsi="Times New Roman"/>
+          <w:lang w:eastAsia="zh-CN"/>
+        </w:rPr>
+        <w:t>机械臂末端阻抗、</w:t>
+      </w:r>
+      <w:r>
+        <w:rPr>
+          <w:rFonts w:ascii="Times New Roman" w:eastAsia="宋体" w:hAnsi="Times New Roman"/>
+          <w:lang w:eastAsia="zh-CN"/>
+        </w:rPr>
+        <w:t xml:space="preserve">Omega.7 </w:t>
+      </w:r>
+      <w:proofErr w:type="gramStart"/>
+      <w:r>
+        <w:rPr>
+          <w:rFonts w:ascii="Times New Roman" w:eastAsia="宋体" w:hAnsi="Times New Roman"/>
+          <w:lang w:eastAsia="zh-CN"/>
+        </w:rPr>
+        <w:t>主端力</w:t>
+      </w:r>
+      <w:proofErr w:type="gramEnd"/>
+      <w:r>
+        <w:rPr>
+          <w:rFonts w:ascii="Times New Roman" w:eastAsia="宋体" w:hAnsi="Times New Roman"/>
+          <w:lang w:eastAsia="zh-CN"/>
+        </w:rPr>
+        <w:t>反馈和</w:t>
+      </w:r>
+      <w:r>
+        <w:rPr>
+          <w:rFonts w:ascii="Times New Roman" w:eastAsia="宋体" w:hAnsi="Times New Roman"/>
+          <w:lang w:eastAsia="zh-CN"/>
+        </w:rPr>
+        <w:t xml:space="preserve"> </w:t>
+      </w:r>
+      <w:proofErr w:type="spellStart"/>
+      <w:r>
+        <w:rPr>
+          <w:rFonts w:ascii="Times New Roman" w:eastAsia="宋体" w:hAnsi="Times New Roman"/>
+          <w:lang w:eastAsia="zh-CN"/>
+        </w:rPr>
+        <w:t>Franka</w:t>
+      </w:r>
+      <w:proofErr w:type="spellEnd"/>
+      <w:r>
+        <w:rPr>
+          <w:rFonts w:ascii="Times New Roman" w:eastAsia="宋体" w:hAnsi="Times New Roman"/>
+          <w:lang w:eastAsia="zh-CN"/>
+        </w:rPr>
+        <w:t xml:space="preserve"> Hand </w:t>
+      </w:r>
+      <w:proofErr w:type="gramStart"/>
+      <w:r>
+        <w:rPr>
+          <w:rFonts w:ascii="Times New Roman" w:eastAsia="宋体" w:hAnsi="Times New Roman"/>
+          <w:lang w:eastAsia="zh-CN"/>
+        </w:rPr>
+        <w:t>夹爪参数</w:t>
+      </w:r>
+      <w:proofErr w:type="gramEnd"/>
+      <w:r>
+        <w:rPr>
+          <w:rFonts w:ascii="Times New Roman" w:eastAsia="宋体" w:hAnsi="Times New Roman"/>
+          <w:lang w:eastAsia="zh-CN"/>
+        </w:rPr>
+        <w:t>。</w:t>
+      </w:r>
+    </w:p>
+    <w:p>
+      <w:pPr>
+        <w:pStyle w:val="a0"/>
+        <w:spacing w:line="360" w:lineRule="auto"/>
+        <w:ind w:firstLine="480"/>
+        <w:jc w:val="both"/>
+        <w:rPr>
+          <w:lang w:eastAsia="zh-CN"/>
+        </w:rPr>
+      </w:pPr>
+      <w:r>
+        <w:rPr>
+          <w:rFonts w:ascii="Times New Roman" w:eastAsia="宋体" w:hAnsi="Times New Roman"/>
+          <w:lang w:eastAsia="zh-CN"/>
+        </w:rPr>
         <w:t>基于</w:t>
       </w:r>
       <w:r>
@@ -16804,7 +16968,7 @@
           <w:lang w:eastAsia="zh-CN"/>
         </w:rPr>
       </w:pPr>
-      <w:bookmarkStart w:id="24" w:name="参考文献"/>
+      <w:bookmarkStart w:id="26" w:name="参考文献"/>
       <w:r>
         <w:rPr>
           <w:rFonts w:ascii="Times New Roman" w:eastAsia="黑体" w:hAnsi="Times New Roman"/>
@@ -16814,7 +16978,7 @@
         </w:rPr>
         <w:t>参考文献</w:t>
       </w:r>
-      <w:bookmarkEnd w:id="24"/>
+      <w:bookmarkEnd w:id="26"/>
     </w:p>
     <w:p>
       <w:pPr>
@@ -16971,6 +17135,7 @@
           <w:sz w:val="21"/>
           <w:szCs w:val="21"/>
         </w:rPr>
+        <w:lastRenderedPageBreak/>
         <w:t xml:space="preserve">[7] Duan J J, Gan Y H, Chen M, </w:t>
       </w:r>
       <w:r>
@@ -17079,7 +17244,6 @@
           <w:sz w:val="21"/>
           <w:szCs w:val="21"/>
         </w:rPr>
-        <w:lastRenderedPageBreak/>
         <w:t>[9] Abu-Dakka F J, Rozo L, Caldwell D G. Force-based variable impedance learning for robotic manipulation[J]. Robotics and Autonomous Systems, 2018, 109: 156-167.</w:t>
       </w:r>
     </w:p>
@@ -17378,6 +17542,7 @@
           <w:sz w:val="21"/>
           <w:szCs w:val="21"/>
         </w:rPr>
+        <w:lastRenderedPageBreak/>
         <w:t>[20] Lenz I, Lee H, Saxena A. Deep learning for detecting robotic grasps[J]. The International Journal of Robotics Research, 2015, 34(4-5): 705-724.</w:t>
       </w:r>
     </w:p>
@@ -17392,7 +17557,6 @@
           <w:sz w:val="21"/>
           <w:szCs w:val="21"/>
         </w:rPr>
-        <w:lastRenderedPageBreak/>
         <w:t xml:space="preserve">[21] Jang E, Vijayanarasimhan S, Ibarz J, </w:t>
       </w:r>
       <w:r>
